--- a/Module-3/Session-5/session5.docx
+++ b/Module-3/Session-5/session5.docx
@@ -60,8 +60,56 @@
           <w:sz w:val="28"/>
           <w:szCs w:val="28"/>
         </w:rPr>
-        <w:t>Q-</w:t>
-      </w:r>
+        <w:t xml:space="preserve">Q-1: </w:t>
+      </w:r>
+      <w:r>
+        <w:rPr>
+          <w:sz w:val="28"/>
+          <w:szCs w:val="28"/>
+        </w:rPr>
+        <w:t xml:space="preserve">Create a Java class called </w:t>
+      </w:r>
+      <w:proofErr w:type="spellStart"/>
+      <w:r>
+        <w:rPr>
+          <w:sz w:val="28"/>
+          <w:szCs w:val="28"/>
+        </w:rPr>
+        <w:t>PaymentProcessor</w:t>
+      </w:r>
+      <w:proofErr w:type="spellEnd"/>
+      <w:r>
+        <w:rPr>
+          <w:sz w:val="28"/>
+          <w:szCs w:val="28"/>
+        </w:rPr>
+        <w:t xml:space="preserve"> with two overloaded methods </w:t>
+      </w:r>
+      <w:proofErr w:type="spellStart"/>
+      <w:r>
+        <w:rPr>
+          <w:sz w:val="28"/>
+          <w:szCs w:val="28"/>
+        </w:rPr>
+        <w:t>processPayment</w:t>
+      </w:r>
+      <w:proofErr w:type="spellEnd"/>
+      <w:r>
+        <w:rPr>
+          <w:sz w:val="28"/>
+          <w:szCs w:val="28"/>
+        </w:rPr>
+        <w:t>(): one that takes only an amount, and one that takes amount and a coupon code. Print which version is called and the final amount in each case.</w:t>
+      </w:r>
+    </w:p>
+    <w:p>
+      <w:pPr>
+        <w:ind w:left="1440"/>
+        <w:rPr>
+          <w:sz w:val="28"/>
+          <w:szCs w:val="28"/>
+        </w:rPr>
+      </w:pPr>
       <w:r>
         <w:rPr>
           <w:b/>
@@ -69,8 +117,867 @@
           <w:sz w:val="28"/>
           <w:szCs w:val="28"/>
         </w:rPr>
-        <w:t>1</w:t>
-      </w:r>
+        <w:t>Ans:</w:t>
+      </w:r>
+    </w:p>
+    <w:p>
+      <w:pPr>
+        <w:ind w:left="1440"/>
+        <w:rPr>
+          <w:sz w:val="28"/>
+          <w:szCs w:val="28"/>
+        </w:rPr>
+      </w:pPr>
+      <w:r>
+        <w:rPr>
+          <w:sz w:val="28"/>
+          <w:szCs w:val="28"/>
+        </w:rPr>
+        <w:t>#include&lt;iostream&gt;</w:t>
+      </w:r>
+    </w:p>
+    <w:p>
+      <w:pPr>
+        <w:ind w:left="1440"/>
+        <w:rPr>
+          <w:sz w:val="28"/>
+          <w:szCs w:val="28"/>
+        </w:rPr>
+      </w:pPr>
+      <w:r>
+        <w:rPr>
+          <w:sz w:val="28"/>
+          <w:szCs w:val="28"/>
+        </w:rPr>
+        <w:t>using namespace std;</w:t>
+      </w:r>
+    </w:p>
+    <w:p>
+      <w:pPr>
+        <w:ind w:left="1440"/>
+        <w:rPr>
+          <w:sz w:val="28"/>
+          <w:szCs w:val="28"/>
+        </w:rPr>
+      </w:pPr>
+      <w:r>
+        <w:rPr>
+          <w:sz w:val="28"/>
+          <w:szCs w:val="28"/>
+        </w:rPr>
+        <w:t xml:space="preserve">class </w:t>
+      </w:r>
+      <w:proofErr w:type="spellStart"/>
+      <w:r>
+        <w:rPr>
+          <w:sz w:val="28"/>
+          <w:szCs w:val="28"/>
+        </w:rPr>
+        <w:t>PaymentProcessor</w:t>
+      </w:r>
+      <w:proofErr w:type="spellEnd"/>
+      <w:r>
+        <w:rPr>
+          <w:sz w:val="28"/>
+          <w:szCs w:val="28"/>
+        </w:rPr>
+        <w:t>{</w:t>
+      </w:r>
+    </w:p>
+    <w:p>
+      <w:pPr>
+        <w:ind w:left="1440"/>
+        <w:rPr>
+          <w:sz w:val="28"/>
+          <w:szCs w:val="28"/>
+        </w:rPr>
+      </w:pPr>
+      <w:r>
+        <w:rPr>
+          <w:sz w:val="28"/>
+          <w:szCs w:val="28"/>
+        </w:rPr>
+        <w:tab/>
+        <w:t>public:</w:t>
+      </w:r>
+    </w:p>
+    <w:p>
+      <w:pPr>
+        <w:ind w:left="1440"/>
+        <w:rPr>
+          <w:sz w:val="28"/>
+          <w:szCs w:val="28"/>
+        </w:rPr>
+      </w:pPr>
+      <w:r>
+        <w:rPr>
+          <w:sz w:val="28"/>
+          <w:szCs w:val="28"/>
+        </w:rPr>
+        <w:tab/>
+      </w:r>
+      <w:r>
+        <w:rPr>
+          <w:sz w:val="28"/>
+          <w:szCs w:val="28"/>
+        </w:rPr>
+        <w:tab/>
+        <w:t xml:space="preserve">void </w:t>
+      </w:r>
+      <w:proofErr w:type="spellStart"/>
+      <w:r>
+        <w:rPr>
+          <w:sz w:val="28"/>
+          <w:szCs w:val="28"/>
+        </w:rPr>
+        <w:t>processPayment</w:t>
+      </w:r>
+      <w:proofErr w:type="spellEnd"/>
+      <w:r>
+        <w:rPr>
+          <w:sz w:val="28"/>
+          <w:szCs w:val="28"/>
+        </w:rPr>
+        <w:t>(double amount){</w:t>
+      </w:r>
+    </w:p>
+    <w:p>
+      <w:pPr>
+        <w:ind w:left="1440"/>
+        <w:rPr>
+          <w:sz w:val="28"/>
+          <w:szCs w:val="28"/>
+        </w:rPr>
+      </w:pPr>
+      <w:r>
+        <w:rPr>
+          <w:sz w:val="28"/>
+          <w:szCs w:val="28"/>
+        </w:rPr>
+        <w:tab/>
+      </w:r>
+      <w:r>
+        <w:rPr>
+          <w:sz w:val="28"/>
+          <w:szCs w:val="28"/>
+        </w:rPr>
+        <w:tab/>
+      </w:r>
+      <w:r>
+        <w:rPr>
+          <w:sz w:val="28"/>
+          <w:szCs w:val="28"/>
+        </w:rPr>
+        <w:tab/>
+      </w:r>
+      <w:proofErr w:type="spellStart"/>
+      <w:r>
+        <w:rPr>
+          <w:sz w:val="28"/>
+          <w:szCs w:val="28"/>
+        </w:rPr>
+        <w:t>cout</w:t>
+      </w:r>
+      <w:proofErr w:type="spellEnd"/>
+      <w:r>
+        <w:rPr>
+          <w:sz w:val="28"/>
+          <w:szCs w:val="28"/>
+        </w:rPr>
+        <w:t>&lt;&lt;"Payment method: Amount only "&lt;&lt;"\n";</w:t>
+      </w:r>
+    </w:p>
+    <w:p>
+      <w:pPr>
+        <w:ind w:left="1440"/>
+        <w:rPr>
+          <w:sz w:val="28"/>
+          <w:szCs w:val="28"/>
+        </w:rPr>
+      </w:pPr>
+      <w:r>
+        <w:rPr>
+          <w:sz w:val="28"/>
+          <w:szCs w:val="28"/>
+        </w:rPr>
+        <w:tab/>
+      </w:r>
+      <w:r>
+        <w:rPr>
+          <w:sz w:val="28"/>
+          <w:szCs w:val="28"/>
+        </w:rPr>
+        <w:tab/>
+      </w:r>
+      <w:r>
+        <w:rPr>
+          <w:sz w:val="28"/>
+          <w:szCs w:val="28"/>
+        </w:rPr>
+        <w:tab/>
+      </w:r>
+      <w:proofErr w:type="spellStart"/>
+      <w:r>
+        <w:rPr>
+          <w:sz w:val="28"/>
+          <w:szCs w:val="28"/>
+        </w:rPr>
+        <w:t>cout</w:t>
+      </w:r>
+      <w:proofErr w:type="spellEnd"/>
+      <w:r>
+        <w:rPr>
+          <w:sz w:val="28"/>
+          <w:szCs w:val="28"/>
+        </w:rPr>
+        <w:t>&lt;&lt;"Final Amount: Rs. "&lt;&lt;amount&lt;&lt;"\n";</w:t>
+      </w:r>
+    </w:p>
+    <w:p>
+      <w:pPr>
+        <w:ind w:left="1440"/>
+        <w:rPr>
+          <w:sz w:val="28"/>
+          <w:szCs w:val="28"/>
+        </w:rPr>
+      </w:pPr>
+      <w:r>
+        <w:rPr>
+          <w:sz w:val="28"/>
+          <w:szCs w:val="28"/>
+        </w:rPr>
+        <w:tab/>
+      </w:r>
+      <w:r>
+        <w:rPr>
+          <w:sz w:val="28"/>
+          <w:szCs w:val="28"/>
+        </w:rPr>
+        <w:tab/>
+        <w:t>}</w:t>
+      </w:r>
+    </w:p>
+    <w:p>
+      <w:pPr>
+        <w:ind w:left="1440"/>
+        <w:rPr>
+          <w:sz w:val="28"/>
+          <w:szCs w:val="28"/>
+        </w:rPr>
+      </w:pPr>
+      <w:r>
+        <w:rPr>
+          <w:sz w:val="28"/>
+          <w:szCs w:val="28"/>
+        </w:rPr>
+        <w:tab/>
+      </w:r>
+      <w:r>
+        <w:rPr>
+          <w:sz w:val="28"/>
+          <w:szCs w:val="28"/>
+        </w:rPr>
+        <w:tab/>
+        <w:t xml:space="preserve">void </w:t>
+      </w:r>
+      <w:proofErr w:type="spellStart"/>
+      <w:r>
+        <w:rPr>
+          <w:sz w:val="28"/>
+          <w:szCs w:val="28"/>
+        </w:rPr>
+        <w:t>processPayment</w:t>
+      </w:r>
+      <w:proofErr w:type="spellEnd"/>
+      <w:r>
+        <w:rPr>
+          <w:sz w:val="28"/>
+          <w:szCs w:val="28"/>
+        </w:rPr>
+        <w:t xml:space="preserve">(double </w:t>
+      </w:r>
+      <w:proofErr w:type="spellStart"/>
+      <w:r>
+        <w:rPr>
+          <w:sz w:val="28"/>
+          <w:szCs w:val="28"/>
+        </w:rPr>
+        <w:t>amount,string</w:t>
+      </w:r>
+      <w:proofErr w:type="spellEnd"/>
+      <w:r>
+        <w:rPr>
+          <w:sz w:val="28"/>
+          <w:szCs w:val="28"/>
+        </w:rPr>
+        <w:t xml:space="preserve"> </w:t>
+      </w:r>
+      <w:proofErr w:type="spellStart"/>
+      <w:r>
+        <w:rPr>
+          <w:sz w:val="28"/>
+          <w:szCs w:val="28"/>
+        </w:rPr>
+        <w:t>couponCode</w:t>
+      </w:r>
+      <w:proofErr w:type="spellEnd"/>
+      <w:r>
+        <w:rPr>
+          <w:sz w:val="28"/>
+          <w:szCs w:val="28"/>
+        </w:rPr>
+        <w:t>){</w:t>
+      </w:r>
+    </w:p>
+    <w:p>
+      <w:pPr>
+        <w:ind w:left="1440"/>
+        <w:rPr>
+          <w:sz w:val="28"/>
+          <w:szCs w:val="28"/>
+        </w:rPr>
+      </w:pPr>
+      <w:r>
+        <w:rPr>
+          <w:sz w:val="28"/>
+          <w:szCs w:val="28"/>
+        </w:rPr>
+        <w:tab/>
+      </w:r>
+      <w:r>
+        <w:rPr>
+          <w:sz w:val="28"/>
+          <w:szCs w:val="28"/>
+        </w:rPr>
+        <w:tab/>
+      </w:r>
+      <w:r>
+        <w:rPr>
+          <w:sz w:val="28"/>
+          <w:szCs w:val="28"/>
+        </w:rPr>
+        <w:tab/>
+        <w:t xml:space="preserve">double </w:t>
+      </w:r>
+      <w:proofErr w:type="spellStart"/>
+      <w:r>
+        <w:rPr>
+          <w:sz w:val="28"/>
+          <w:szCs w:val="28"/>
+        </w:rPr>
+        <w:t>finalAmount</w:t>
+      </w:r>
+      <w:proofErr w:type="spellEnd"/>
+      <w:r>
+        <w:rPr>
+          <w:sz w:val="28"/>
+          <w:szCs w:val="28"/>
+        </w:rPr>
+        <w:t xml:space="preserve"> = amount;</w:t>
+      </w:r>
+    </w:p>
+    <w:p>
+      <w:pPr>
+        <w:ind w:left="1440"/>
+        <w:rPr>
+          <w:sz w:val="28"/>
+          <w:szCs w:val="28"/>
+        </w:rPr>
+      </w:pPr>
+      <w:r>
+        <w:rPr>
+          <w:sz w:val="28"/>
+          <w:szCs w:val="28"/>
+        </w:rPr>
+        <w:tab/>
+      </w:r>
+      <w:r>
+        <w:rPr>
+          <w:sz w:val="28"/>
+          <w:szCs w:val="28"/>
+        </w:rPr>
+        <w:tab/>
+      </w:r>
+      <w:r>
+        <w:rPr>
+          <w:sz w:val="28"/>
+          <w:szCs w:val="28"/>
+        </w:rPr>
+        <w:tab/>
+        <w:t>if(</w:t>
+      </w:r>
+      <w:proofErr w:type="spellStart"/>
+      <w:r>
+        <w:rPr>
+          <w:sz w:val="28"/>
+          <w:szCs w:val="28"/>
+        </w:rPr>
+        <w:t>couponCode</w:t>
+      </w:r>
+      <w:proofErr w:type="spellEnd"/>
+      <w:r>
+        <w:rPr>
+          <w:sz w:val="28"/>
+          <w:szCs w:val="28"/>
+        </w:rPr>
+        <w:t xml:space="preserve"> == "SAVE10"){</w:t>
+      </w:r>
+    </w:p>
+    <w:p>
+      <w:pPr>
+        <w:ind w:left="1440"/>
+        <w:rPr>
+          <w:sz w:val="28"/>
+          <w:szCs w:val="28"/>
+        </w:rPr>
+      </w:pPr>
+      <w:r>
+        <w:rPr>
+          <w:sz w:val="28"/>
+          <w:szCs w:val="28"/>
+        </w:rPr>
+        <w:tab/>
+      </w:r>
+      <w:r>
+        <w:rPr>
+          <w:sz w:val="28"/>
+          <w:szCs w:val="28"/>
+        </w:rPr>
+        <w:tab/>
+      </w:r>
+      <w:r>
+        <w:rPr>
+          <w:sz w:val="28"/>
+          <w:szCs w:val="28"/>
+        </w:rPr>
+        <w:tab/>
+      </w:r>
+      <w:r>
+        <w:rPr>
+          <w:sz w:val="28"/>
+          <w:szCs w:val="28"/>
+        </w:rPr>
+        <w:tab/>
+      </w:r>
+      <w:proofErr w:type="spellStart"/>
+      <w:r>
+        <w:rPr>
+          <w:sz w:val="28"/>
+          <w:szCs w:val="28"/>
+        </w:rPr>
+        <w:t>finalAmount</w:t>
+      </w:r>
+      <w:proofErr w:type="spellEnd"/>
+      <w:r>
+        <w:rPr>
+          <w:sz w:val="28"/>
+          <w:szCs w:val="28"/>
+        </w:rPr>
+        <w:t xml:space="preserve"> = amount - (amount * 0.10);</w:t>
+      </w:r>
+    </w:p>
+    <w:p>
+      <w:pPr>
+        <w:ind w:left="1440"/>
+        <w:rPr>
+          <w:sz w:val="28"/>
+          <w:szCs w:val="28"/>
+        </w:rPr>
+      </w:pPr>
+      <w:r>
+        <w:rPr>
+          <w:sz w:val="28"/>
+          <w:szCs w:val="28"/>
+        </w:rPr>
+        <w:tab/>
+      </w:r>
+      <w:r>
+        <w:rPr>
+          <w:sz w:val="28"/>
+          <w:szCs w:val="28"/>
+        </w:rPr>
+        <w:tab/>
+      </w:r>
+      <w:r>
+        <w:rPr>
+          <w:sz w:val="28"/>
+          <w:szCs w:val="28"/>
+        </w:rPr>
+        <w:tab/>
+        <w:t>}</w:t>
+      </w:r>
+    </w:p>
+    <w:p>
+      <w:pPr>
+        <w:ind w:left="1440"/>
+        <w:rPr>
+          <w:sz w:val="28"/>
+          <w:szCs w:val="28"/>
+        </w:rPr>
+      </w:pPr>
+      <w:r>
+        <w:rPr>
+          <w:sz w:val="28"/>
+          <w:szCs w:val="28"/>
+        </w:rPr>
+        <w:tab/>
+      </w:r>
+      <w:r>
+        <w:rPr>
+          <w:sz w:val="28"/>
+          <w:szCs w:val="28"/>
+        </w:rPr>
+        <w:tab/>
+      </w:r>
+      <w:r>
+        <w:rPr>
+          <w:sz w:val="28"/>
+          <w:szCs w:val="28"/>
+        </w:rPr>
+        <w:tab/>
+      </w:r>
+      <w:proofErr w:type="spellStart"/>
+      <w:r>
+        <w:rPr>
+          <w:sz w:val="28"/>
+          <w:szCs w:val="28"/>
+        </w:rPr>
+        <w:t>cout</w:t>
+      </w:r>
+      <w:proofErr w:type="spellEnd"/>
+      <w:r>
+        <w:rPr>
+          <w:sz w:val="28"/>
+          <w:szCs w:val="28"/>
+        </w:rPr>
+        <w:t xml:space="preserve"> &lt;&lt; "Payment method: Amount + Coupon" &lt;&lt;"\n";</w:t>
+      </w:r>
+    </w:p>
+    <w:p>
+      <w:pPr>
+        <w:ind w:left="1440"/>
+        <w:rPr>
+          <w:sz w:val="28"/>
+          <w:szCs w:val="28"/>
+        </w:rPr>
+      </w:pPr>
+      <w:r>
+        <w:rPr>
+          <w:sz w:val="28"/>
+          <w:szCs w:val="28"/>
+        </w:rPr>
+        <w:tab/>
+        <w:t xml:space="preserve">        </w:t>
+      </w:r>
+      <w:proofErr w:type="spellStart"/>
+      <w:r>
+        <w:rPr>
+          <w:sz w:val="28"/>
+          <w:szCs w:val="28"/>
+        </w:rPr>
+        <w:t>cout</w:t>
+      </w:r>
+      <w:proofErr w:type="spellEnd"/>
+      <w:r>
+        <w:rPr>
+          <w:sz w:val="28"/>
+          <w:szCs w:val="28"/>
+        </w:rPr>
+        <w:t xml:space="preserve"> &lt;&lt; "Coupon Code: " &lt;&lt; </w:t>
+      </w:r>
+      <w:proofErr w:type="spellStart"/>
+      <w:r>
+        <w:rPr>
+          <w:sz w:val="28"/>
+          <w:szCs w:val="28"/>
+        </w:rPr>
+        <w:t>couponCode</w:t>
+      </w:r>
+      <w:proofErr w:type="spellEnd"/>
+      <w:r>
+        <w:rPr>
+          <w:sz w:val="28"/>
+          <w:szCs w:val="28"/>
+        </w:rPr>
+        <w:t xml:space="preserve"> &lt;&lt; "\n";</w:t>
+      </w:r>
+    </w:p>
+    <w:p>
+      <w:pPr>
+        <w:ind w:left="1440"/>
+        <w:rPr>
+          <w:sz w:val="28"/>
+          <w:szCs w:val="28"/>
+        </w:rPr>
+      </w:pPr>
+      <w:r>
+        <w:rPr>
+          <w:sz w:val="28"/>
+          <w:szCs w:val="28"/>
+        </w:rPr>
+        <w:tab/>
+        <w:t xml:space="preserve">        </w:t>
+      </w:r>
+      <w:proofErr w:type="spellStart"/>
+      <w:r>
+        <w:rPr>
+          <w:sz w:val="28"/>
+          <w:szCs w:val="28"/>
+        </w:rPr>
+        <w:t>cout</w:t>
+      </w:r>
+      <w:proofErr w:type="spellEnd"/>
+      <w:r>
+        <w:rPr>
+          <w:sz w:val="28"/>
+          <w:szCs w:val="28"/>
+        </w:rPr>
+        <w:t xml:space="preserve"> &lt;&lt; "Final Amount: Rs. " &lt;&lt; </w:t>
+      </w:r>
+      <w:proofErr w:type="spellStart"/>
+      <w:r>
+        <w:rPr>
+          <w:sz w:val="28"/>
+          <w:szCs w:val="28"/>
+        </w:rPr>
+        <w:t>finalAmount</w:t>
+      </w:r>
+      <w:proofErr w:type="spellEnd"/>
+      <w:r>
+        <w:rPr>
+          <w:sz w:val="28"/>
+          <w:szCs w:val="28"/>
+        </w:rPr>
+        <w:t xml:space="preserve"> &lt;&lt; "\n";</w:t>
+      </w:r>
+    </w:p>
+    <w:p>
+      <w:pPr>
+        <w:ind w:left="1440"/>
+        <w:rPr>
+          <w:sz w:val="28"/>
+          <w:szCs w:val="28"/>
+        </w:rPr>
+      </w:pPr>
+      <w:r>
+        <w:rPr>
+          <w:sz w:val="28"/>
+          <w:szCs w:val="28"/>
+        </w:rPr>
+        <w:lastRenderedPageBreak/>
+        <w:tab/>
+      </w:r>
+      <w:r>
+        <w:rPr>
+          <w:sz w:val="28"/>
+          <w:szCs w:val="28"/>
+        </w:rPr>
+        <w:tab/>
+        <w:t>}</w:t>
+      </w:r>
+    </w:p>
+    <w:p>
+      <w:pPr>
+        <w:ind w:left="1440"/>
+        <w:rPr>
+          <w:sz w:val="28"/>
+          <w:szCs w:val="28"/>
+        </w:rPr>
+      </w:pPr>
+      <w:r>
+        <w:rPr>
+          <w:sz w:val="28"/>
+          <w:szCs w:val="28"/>
+        </w:rPr>
+        <w:t>};</w:t>
+      </w:r>
+    </w:p>
+    <w:p>
+      <w:pPr>
+        <w:ind w:left="1440"/>
+        <w:rPr>
+          <w:sz w:val="28"/>
+          <w:szCs w:val="28"/>
+        </w:rPr>
+      </w:pPr>
+      <w:r>
+        <w:rPr>
+          <w:sz w:val="28"/>
+          <w:szCs w:val="28"/>
+        </w:rPr>
+        <w:t>int main(){</w:t>
+      </w:r>
+    </w:p>
+    <w:p>
+      <w:pPr>
+        <w:ind w:left="1440"/>
+        <w:rPr>
+          <w:sz w:val="28"/>
+          <w:szCs w:val="28"/>
+        </w:rPr>
+      </w:pPr>
+      <w:r>
+        <w:rPr>
+          <w:sz w:val="28"/>
+          <w:szCs w:val="28"/>
+        </w:rPr>
+        <w:tab/>
+      </w:r>
+      <w:proofErr w:type="spellStart"/>
+      <w:r>
+        <w:rPr>
+          <w:sz w:val="28"/>
+          <w:szCs w:val="28"/>
+        </w:rPr>
+        <w:t>PaymentProcessor</w:t>
+      </w:r>
+      <w:proofErr w:type="spellEnd"/>
+      <w:r>
+        <w:rPr>
+          <w:sz w:val="28"/>
+          <w:szCs w:val="28"/>
+        </w:rPr>
+        <w:t xml:space="preserve"> p;</w:t>
+      </w:r>
+    </w:p>
+    <w:p>
+      <w:pPr>
+        <w:ind w:left="1440"/>
+        <w:rPr>
+          <w:sz w:val="28"/>
+          <w:szCs w:val="28"/>
+        </w:rPr>
+      </w:pPr>
+    </w:p>
+    <w:p>
+      <w:pPr>
+        <w:ind w:left="1440"/>
+        <w:rPr>
+          <w:sz w:val="28"/>
+          <w:szCs w:val="28"/>
+        </w:rPr>
+      </w:pPr>
+      <w:r>
+        <w:rPr>
+          <w:sz w:val="28"/>
+          <w:szCs w:val="28"/>
+        </w:rPr>
+        <w:t xml:space="preserve">    </w:t>
+      </w:r>
+      <w:proofErr w:type="spellStart"/>
+      <w:r>
+        <w:rPr>
+          <w:sz w:val="28"/>
+          <w:szCs w:val="28"/>
+        </w:rPr>
+        <w:t>p.processPayment</w:t>
+      </w:r>
+      <w:proofErr w:type="spellEnd"/>
+      <w:r>
+        <w:rPr>
+          <w:sz w:val="28"/>
+          <w:szCs w:val="28"/>
+        </w:rPr>
+        <w:t>(1000);</w:t>
+      </w:r>
+    </w:p>
+    <w:p>
+      <w:pPr>
+        <w:ind w:left="1440"/>
+        <w:rPr>
+          <w:sz w:val="28"/>
+          <w:szCs w:val="28"/>
+        </w:rPr>
+      </w:pPr>
+      <w:r>
+        <w:rPr>
+          <w:sz w:val="28"/>
+          <w:szCs w:val="28"/>
+        </w:rPr>
+        <w:t xml:space="preserve">    </w:t>
+      </w:r>
+      <w:proofErr w:type="spellStart"/>
+      <w:r>
+        <w:rPr>
+          <w:sz w:val="28"/>
+          <w:szCs w:val="28"/>
+        </w:rPr>
+        <w:t>cout</w:t>
+      </w:r>
+      <w:proofErr w:type="spellEnd"/>
+      <w:r>
+        <w:rPr>
+          <w:sz w:val="28"/>
+          <w:szCs w:val="28"/>
+        </w:rPr>
+        <w:t>&lt;&lt;"\n";</w:t>
+      </w:r>
+    </w:p>
+    <w:p>
+      <w:pPr>
+        <w:ind w:left="1440"/>
+        <w:rPr>
+          <w:sz w:val="28"/>
+          <w:szCs w:val="28"/>
+        </w:rPr>
+      </w:pPr>
+      <w:r>
+        <w:rPr>
+          <w:sz w:val="28"/>
+          <w:szCs w:val="28"/>
+        </w:rPr>
+        <w:t xml:space="preserve">    </w:t>
+      </w:r>
+      <w:proofErr w:type="spellStart"/>
+      <w:r>
+        <w:rPr>
+          <w:sz w:val="28"/>
+          <w:szCs w:val="28"/>
+        </w:rPr>
+        <w:t>p.processPayment</w:t>
+      </w:r>
+      <w:proofErr w:type="spellEnd"/>
+      <w:r>
+        <w:rPr>
+          <w:sz w:val="28"/>
+          <w:szCs w:val="28"/>
+        </w:rPr>
+        <w:t>(1000, "SAVE10");</w:t>
+      </w:r>
+    </w:p>
+    <w:p>
+      <w:pPr>
+        <w:ind w:left="1440"/>
+        <w:rPr>
+          <w:sz w:val="28"/>
+          <w:szCs w:val="28"/>
+        </w:rPr>
+      </w:pPr>
+    </w:p>
+    <w:p>
+      <w:pPr>
+        <w:ind w:left="1440"/>
+        <w:rPr>
+          <w:sz w:val="28"/>
+          <w:szCs w:val="28"/>
+        </w:rPr>
+      </w:pPr>
+      <w:r>
+        <w:rPr>
+          <w:sz w:val="28"/>
+          <w:szCs w:val="28"/>
+        </w:rPr>
+        <w:t>}</w:t>
+      </w:r>
+    </w:p>
+    <w:p>
+      <w:pPr>
+        <w:ind w:left="1440"/>
+        <w:rPr>
+          <w:sz w:val="28"/>
+          <w:szCs w:val="28"/>
+        </w:rPr>
+      </w:pPr>
       <w:r>
         <w:rPr>
           <w:b/>
@@ -78,55 +985,94 @@
           <w:sz w:val="28"/>
           <w:szCs w:val="28"/>
         </w:rPr>
-        <w:t xml:space="preserve">: </w:t>
-      </w:r>
-      <w:r>
-        <w:rPr>
-          <w:sz w:val="28"/>
-          <w:szCs w:val="28"/>
-        </w:rPr>
-        <w:t xml:space="preserve">Create a Java class called </w:t>
-      </w:r>
-      <w:proofErr w:type="spellStart"/>
-      <w:r>
-        <w:rPr>
-          <w:sz w:val="28"/>
-          <w:szCs w:val="28"/>
-        </w:rPr>
-        <w:t>PaymentProcessor</w:t>
-      </w:r>
-      <w:proofErr w:type="spellEnd"/>
-      <w:r>
-        <w:rPr>
-          <w:sz w:val="28"/>
-          <w:szCs w:val="28"/>
-        </w:rPr>
-        <w:t xml:space="preserve"> with two overloaded methods </w:t>
-      </w:r>
-      <w:proofErr w:type="spellStart"/>
-      <w:proofErr w:type="gramStart"/>
-      <w:r>
-        <w:rPr>
-          <w:sz w:val="28"/>
-          <w:szCs w:val="28"/>
-        </w:rPr>
-        <w:t>processPayment</w:t>
-      </w:r>
-      <w:proofErr w:type="spellEnd"/>
-      <w:r>
-        <w:rPr>
-          <w:sz w:val="28"/>
-          <w:szCs w:val="28"/>
-        </w:rPr>
-        <w:t>(</w:t>
-      </w:r>
-      <w:proofErr w:type="gramEnd"/>
-      <w:r>
-        <w:rPr>
-          <w:sz w:val="28"/>
-          <w:szCs w:val="28"/>
-        </w:rPr>
-        <w:t>): one that takes only an amount, and one that takes amount and a coupon code. Print which version is called and the final amount in each case.</w:t>
+        <w:t xml:space="preserve">Q-2: </w:t>
+      </w:r>
+      <w:r>
+        <w:rPr>
+          <w:sz w:val="28"/>
+          <w:szCs w:val="28"/>
+        </w:rPr>
+        <w:t xml:space="preserve">Build two classes, </w:t>
+      </w:r>
+      <w:proofErr w:type="spellStart"/>
+      <w:r>
+        <w:rPr>
+          <w:sz w:val="28"/>
+          <w:szCs w:val="28"/>
+        </w:rPr>
+        <w:t>InstagramUploader</w:t>
+      </w:r>
+      <w:proofErr w:type="spellEnd"/>
+      <w:r>
+        <w:rPr>
+          <w:sz w:val="28"/>
+          <w:szCs w:val="28"/>
+        </w:rPr>
+        <w:t xml:space="preserve"> and </w:t>
+      </w:r>
+      <w:proofErr w:type="spellStart"/>
+      <w:r>
+        <w:rPr>
+          <w:sz w:val="28"/>
+          <w:szCs w:val="28"/>
+        </w:rPr>
+        <w:t>YouTubeUploader</w:t>
+      </w:r>
+      <w:proofErr w:type="spellEnd"/>
+      <w:r>
+        <w:rPr>
+          <w:sz w:val="28"/>
+          <w:szCs w:val="28"/>
+        </w:rPr>
+        <w:t xml:space="preserve">, each with a method </w:t>
+      </w:r>
+      <w:proofErr w:type="spellStart"/>
+      <w:r>
+        <w:rPr>
+          <w:sz w:val="28"/>
+          <w:szCs w:val="28"/>
+        </w:rPr>
+        <w:t>uploadContent</w:t>
+      </w:r>
+      <w:proofErr w:type="spellEnd"/>
+      <w:r>
+        <w:rPr>
+          <w:sz w:val="28"/>
+          <w:szCs w:val="28"/>
+        </w:rPr>
+        <w:t xml:space="preserve">(). Both should extend a base class </w:t>
+      </w:r>
+      <w:proofErr w:type="spellStart"/>
+      <w:r>
+        <w:rPr>
+          <w:sz w:val="28"/>
+          <w:szCs w:val="28"/>
+        </w:rPr>
+        <w:t>SocialMediaUploader</w:t>
+      </w:r>
+      <w:proofErr w:type="spellEnd"/>
+      <w:r>
+        <w:rPr>
+          <w:sz w:val="28"/>
+          <w:szCs w:val="28"/>
+        </w:rPr>
+        <w:t xml:space="preserve"> and override </w:t>
+      </w:r>
+      <w:proofErr w:type="spellStart"/>
+      <w:r>
+        <w:rPr>
+          <w:sz w:val="28"/>
+          <w:szCs w:val="28"/>
+        </w:rPr>
+        <w:t>uploadContent</w:t>
+      </w:r>
+      <w:proofErr w:type="spellEnd"/>
+      <w:r>
+        <w:rPr>
+          <w:sz w:val="28"/>
+          <w:szCs w:val="28"/>
+        </w:rPr>
+        <w:t>() to print a message showing how uploading works differently for Instagram and YouTube.</w:t>
       </w:r>
     </w:p>
     <w:p>
@@ -144,8 +1090,816 @@
           <w:sz w:val="28"/>
           <w:szCs w:val="28"/>
         </w:rPr>
-        <w:t>Q-</w:t>
-      </w:r>
+        <w:t>Ans:</w:t>
+      </w:r>
+    </w:p>
+    <w:p>
+      <w:pPr>
+        <w:ind w:left="1440"/>
+        <w:rPr>
+          <w:sz w:val="28"/>
+          <w:szCs w:val="28"/>
+        </w:rPr>
+      </w:pPr>
+      <w:r>
+        <w:rPr>
+          <w:sz w:val="28"/>
+          <w:szCs w:val="28"/>
+        </w:rPr>
+        <w:t>#include&lt;iostream&gt;</w:t>
+      </w:r>
+    </w:p>
+    <w:p>
+      <w:pPr>
+        <w:ind w:left="1440"/>
+        <w:rPr>
+          <w:sz w:val="28"/>
+          <w:szCs w:val="28"/>
+        </w:rPr>
+      </w:pPr>
+      <w:r>
+        <w:rPr>
+          <w:sz w:val="28"/>
+          <w:szCs w:val="28"/>
+        </w:rPr>
+        <w:t>using namespace std;</w:t>
+      </w:r>
+    </w:p>
+    <w:p>
+      <w:pPr>
+        <w:ind w:left="1440"/>
+        <w:rPr>
+          <w:sz w:val="28"/>
+          <w:szCs w:val="28"/>
+        </w:rPr>
+      </w:pPr>
+      <w:r>
+        <w:rPr>
+          <w:sz w:val="28"/>
+          <w:szCs w:val="28"/>
+        </w:rPr>
+        <w:t xml:space="preserve">class </w:t>
+      </w:r>
+      <w:proofErr w:type="spellStart"/>
+      <w:r>
+        <w:rPr>
+          <w:sz w:val="28"/>
+          <w:szCs w:val="28"/>
+        </w:rPr>
+        <w:t>SocialMediaUploader</w:t>
+      </w:r>
+      <w:proofErr w:type="spellEnd"/>
+      <w:r>
+        <w:rPr>
+          <w:sz w:val="28"/>
+          <w:szCs w:val="28"/>
+        </w:rPr>
+        <w:t>{</w:t>
+      </w:r>
+    </w:p>
+    <w:p>
+      <w:pPr>
+        <w:ind w:left="1440"/>
+        <w:rPr>
+          <w:sz w:val="28"/>
+          <w:szCs w:val="28"/>
+        </w:rPr>
+      </w:pPr>
+      <w:r>
+        <w:rPr>
+          <w:sz w:val="28"/>
+          <w:szCs w:val="28"/>
+        </w:rPr>
+        <w:tab/>
+        <w:t>public:</w:t>
+      </w:r>
+    </w:p>
+    <w:p>
+      <w:pPr>
+        <w:ind w:left="1440"/>
+        <w:rPr>
+          <w:sz w:val="28"/>
+          <w:szCs w:val="28"/>
+        </w:rPr>
+      </w:pPr>
+      <w:r>
+        <w:rPr>
+          <w:sz w:val="28"/>
+          <w:szCs w:val="28"/>
+        </w:rPr>
+        <w:tab/>
+      </w:r>
+      <w:r>
+        <w:rPr>
+          <w:sz w:val="28"/>
+          <w:szCs w:val="28"/>
+        </w:rPr>
+        <w:tab/>
+        <w:t xml:space="preserve">virtual void </w:t>
+      </w:r>
+      <w:proofErr w:type="spellStart"/>
+      <w:r>
+        <w:rPr>
+          <w:sz w:val="28"/>
+          <w:szCs w:val="28"/>
+        </w:rPr>
+        <w:t>UploadContent</w:t>
+      </w:r>
+      <w:proofErr w:type="spellEnd"/>
+      <w:r>
+        <w:rPr>
+          <w:sz w:val="28"/>
+          <w:szCs w:val="28"/>
+        </w:rPr>
+        <w:t>(){</w:t>
+      </w:r>
+    </w:p>
+    <w:p>
+      <w:pPr>
+        <w:ind w:left="1440"/>
+        <w:rPr>
+          <w:sz w:val="28"/>
+          <w:szCs w:val="28"/>
+        </w:rPr>
+      </w:pPr>
+      <w:r>
+        <w:rPr>
+          <w:sz w:val="28"/>
+          <w:szCs w:val="28"/>
+        </w:rPr>
+        <w:tab/>
+      </w:r>
+      <w:r>
+        <w:rPr>
+          <w:sz w:val="28"/>
+          <w:szCs w:val="28"/>
+        </w:rPr>
+        <w:tab/>
+      </w:r>
+      <w:r>
+        <w:rPr>
+          <w:sz w:val="28"/>
+          <w:szCs w:val="28"/>
+        </w:rPr>
+        <w:tab/>
+      </w:r>
+      <w:proofErr w:type="spellStart"/>
+      <w:r>
+        <w:rPr>
+          <w:sz w:val="28"/>
+          <w:szCs w:val="28"/>
+        </w:rPr>
+        <w:t>cout</w:t>
+      </w:r>
+      <w:proofErr w:type="spellEnd"/>
+      <w:r>
+        <w:rPr>
+          <w:sz w:val="28"/>
+          <w:szCs w:val="28"/>
+        </w:rPr>
+        <w:t>&lt;&lt;"upload content to social media \n";</w:t>
+      </w:r>
+    </w:p>
+    <w:p>
+      <w:pPr>
+        <w:ind w:left="1440"/>
+        <w:rPr>
+          <w:sz w:val="28"/>
+          <w:szCs w:val="28"/>
+        </w:rPr>
+      </w:pPr>
+      <w:r>
+        <w:rPr>
+          <w:sz w:val="28"/>
+          <w:szCs w:val="28"/>
+        </w:rPr>
+        <w:tab/>
+      </w:r>
+      <w:r>
+        <w:rPr>
+          <w:sz w:val="28"/>
+          <w:szCs w:val="28"/>
+        </w:rPr>
+        <w:tab/>
+        <w:t>}</w:t>
+      </w:r>
+    </w:p>
+    <w:p>
+      <w:pPr>
+        <w:ind w:left="1440"/>
+        <w:rPr>
+          <w:sz w:val="28"/>
+          <w:szCs w:val="28"/>
+        </w:rPr>
+      </w:pPr>
+      <w:r>
+        <w:rPr>
+          <w:sz w:val="28"/>
+          <w:szCs w:val="28"/>
+        </w:rPr>
+        <w:t>};</w:t>
+      </w:r>
+    </w:p>
+    <w:p>
+      <w:pPr>
+        <w:ind w:left="1440"/>
+        <w:rPr>
+          <w:sz w:val="28"/>
+          <w:szCs w:val="28"/>
+        </w:rPr>
+      </w:pPr>
+      <w:r>
+        <w:rPr>
+          <w:sz w:val="28"/>
+          <w:szCs w:val="28"/>
+        </w:rPr>
+        <w:t xml:space="preserve">class </w:t>
+      </w:r>
+      <w:proofErr w:type="spellStart"/>
+      <w:r>
+        <w:rPr>
+          <w:sz w:val="28"/>
+          <w:szCs w:val="28"/>
+        </w:rPr>
+        <w:t>InstagramUploader</w:t>
+      </w:r>
+      <w:proofErr w:type="spellEnd"/>
+      <w:r>
+        <w:rPr>
+          <w:sz w:val="28"/>
+          <w:szCs w:val="28"/>
+        </w:rPr>
+        <w:t xml:space="preserve"> : public </w:t>
+      </w:r>
+      <w:proofErr w:type="spellStart"/>
+      <w:r>
+        <w:rPr>
+          <w:sz w:val="28"/>
+          <w:szCs w:val="28"/>
+        </w:rPr>
+        <w:t>SocialMediaUploader</w:t>
+      </w:r>
+      <w:proofErr w:type="spellEnd"/>
+      <w:r>
+        <w:rPr>
+          <w:sz w:val="28"/>
+          <w:szCs w:val="28"/>
+        </w:rPr>
+        <w:t>{</w:t>
+      </w:r>
+    </w:p>
+    <w:p>
+      <w:pPr>
+        <w:ind w:left="1440"/>
+        <w:rPr>
+          <w:sz w:val="28"/>
+          <w:szCs w:val="28"/>
+        </w:rPr>
+      </w:pPr>
+      <w:r>
+        <w:rPr>
+          <w:sz w:val="28"/>
+          <w:szCs w:val="28"/>
+        </w:rPr>
+        <w:tab/>
+        <w:t>public:</w:t>
+      </w:r>
+    </w:p>
+    <w:p>
+      <w:pPr>
+        <w:ind w:left="1440"/>
+        <w:rPr>
+          <w:sz w:val="28"/>
+          <w:szCs w:val="28"/>
+        </w:rPr>
+      </w:pPr>
+      <w:r>
+        <w:rPr>
+          <w:sz w:val="28"/>
+          <w:szCs w:val="28"/>
+        </w:rPr>
+        <w:lastRenderedPageBreak/>
+        <w:tab/>
+      </w:r>
+      <w:r>
+        <w:rPr>
+          <w:sz w:val="28"/>
+          <w:szCs w:val="28"/>
+        </w:rPr>
+        <w:tab/>
+        <w:t xml:space="preserve">void </w:t>
+      </w:r>
+      <w:proofErr w:type="spellStart"/>
+      <w:r>
+        <w:rPr>
+          <w:sz w:val="28"/>
+          <w:szCs w:val="28"/>
+        </w:rPr>
+        <w:t>UploadContent</w:t>
+      </w:r>
+      <w:proofErr w:type="spellEnd"/>
+      <w:r>
+        <w:rPr>
+          <w:sz w:val="28"/>
+          <w:szCs w:val="28"/>
+        </w:rPr>
+        <w:t>() override{</w:t>
+      </w:r>
+    </w:p>
+    <w:p>
+      <w:pPr>
+        <w:ind w:left="1440"/>
+        <w:rPr>
+          <w:sz w:val="28"/>
+          <w:szCs w:val="28"/>
+        </w:rPr>
+      </w:pPr>
+      <w:r>
+        <w:rPr>
+          <w:sz w:val="28"/>
+          <w:szCs w:val="28"/>
+        </w:rPr>
+        <w:tab/>
+      </w:r>
+      <w:r>
+        <w:rPr>
+          <w:sz w:val="28"/>
+          <w:szCs w:val="28"/>
+        </w:rPr>
+        <w:tab/>
+      </w:r>
+      <w:r>
+        <w:rPr>
+          <w:sz w:val="28"/>
+          <w:szCs w:val="28"/>
+        </w:rPr>
+        <w:tab/>
+      </w:r>
+      <w:proofErr w:type="spellStart"/>
+      <w:r>
+        <w:rPr>
+          <w:sz w:val="28"/>
+          <w:szCs w:val="28"/>
+        </w:rPr>
+        <w:t>cout</w:t>
+      </w:r>
+      <w:proofErr w:type="spellEnd"/>
+      <w:r>
+        <w:rPr>
+          <w:sz w:val="28"/>
+          <w:szCs w:val="28"/>
+        </w:rPr>
+        <w:t>&lt;&lt;"</w:t>
+      </w:r>
+      <w:proofErr w:type="spellStart"/>
+      <w:r>
+        <w:rPr>
+          <w:sz w:val="28"/>
+          <w:szCs w:val="28"/>
+        </w:rPr>
+        <w:t>Instragram</w:t>
+      </w:r>
+      <w:proofErr w:type="spellEnd"/>
+      <w:r>
+        <w:rPr>
+          <w:sz w:val="28"/>
+          <w:szCs w:val="28"/>
+        </w:rPr>
+        <w:t xml:space="preserve"> uploading photo or reel \n";</w:t>
+      </w:r>
+    </w:p>
+    <w:p>
+      <w:pPr>
+        <w:ind w:left="1440"/>
+        <w:rPr>
+          <w:sz w:val="28"/>
+          <w:szCs w:val="28"/>
+        </w:rPr>
+      </w:pPr>
+      <w:r>
+        <w:rPr>
+          <w:sz w:val="28"/>
+          <w:szCs w:val="28"/>
+        </w:rPr>
+        <w:tab/>
+      </w:r>
+      <w:r>
+        <w:rPr>
+          <w:sz w:val="28"/>
+          <w:szCs w:val="28"/>
+        </w:rPr>
+        <w:tab/>
+        <w:t>}</w:t>
+      </w:r>
+    </w:p>
+    <w:p>
+      <w:pPr>
+        <w:ind w:left="1440"/>
+        <w:rPr>
+          <w:sz w:val="28"/>
+          <w:szCs w:val="28"/>
+        </w:rPr>
+      </w:pPr>
+      <w:r>
+        <w:rPr>
+          <w:sz w:val="28"/>
+          <w:szCs w:val="28"/>
+        </w:rPr>
+        <w:t>};</w:t>
+      </w:r>
+    </w:p>
+    <w:p>
+      <w:pPr>
+        <w:ind w:left="1440"/>
+        <w:rPr>
+          <w:sz w:val="28"/>
+          <w:szCs w:val="28"/>
+        </w:rPr>
+      </w:pPr>
+      <w:r>
+        <w:rPr>
+          <w:sz w:val="28"/>
+          <w:szCs w:val="28"/>
+        </w:rPr>
+        <w:t xml:space="preserve">class </w:t>
+      </w:r>
+      <w:proofErr w:type="spellStart"/>
+      <w:r>
+        <w:rPr>
+          <w:sz w:val="28"/>
+          <w:szCs w:val="28"/>
+        </w:rPr>
+        <w:t>YouTubeUploader</w:t>
+      </w:r>
+      <w:proofErr w:type="spellEnd"/>
+      <w:r>
+        <w:rPr>
+          <w:sz w:val="28"/>
+          <w:szCs w:val="28"/>
+        </w:rPr>
+        <w:t xml:space="preserve"> :public </w:t>
+      </w:r>
+      <w:proofErr w:type="spellStart"/>
+      <w:r>
+        <w:rPr>
+          <w:sz w:val="28"/>
+          <w:szCs w:val="28"/>
+        </w:rPr>
+        <w:t>SocialMediaUploader</w:t>
+      </w:r>
+      <w:proofErr w:type="spellEnd"/>
+      <w:r>
+        <w:rPr>
+          <w:sz w:val="28"/>
+          <w:szCs w:val="28"/>
+        </w:rPr>
+        <w:t>{</w:t>
+      </w:r>
+    </w:p>
+    <w:p>
+      <w:pPr>
+        <w:ind w:left="1440"/>
+        <w:rPr>
+          <w:sz w:val="28"/>
+          <w:szCs w:val="28"/>
+        </w:rPr>
+      </w:pPr>
+      <w:r>
+        <w:rPr>
+          <w:sz w:val="28"/>
+          <w:szCs w:val="28"/>
+        </w:rPr>
+        <w:tab/>
+        <w:t>public:</w:t>
+      </w:r>
+    </w:p>
+    <w:p>
+      <w:pPr>
+        <w:ind w:left="1440"/>
+        <w:rPr>
+          <w:sz w:val="28"/>
+          <w:szCs w:val="28"/>
+        </w:rPr>
+      </w:pPr>
+      <w:r>
+        <w:rPr>
+          <w:sz w:val="28"/>
+          <w:szCs w:val="28"/>
+        </w:rPr>
+        <w:tab/>
+      </w:r>
+      <w:r>
+        <w:rPr>
+          <w:sz w:val="28"/>
+          <w:szCs w:val="28"/>
+        </w:rPr>
+        <w:tab/>
+        <w:t xml:space="preserve">void </w:t>
+      </w:r>
+      <w:proofErr w:type="spellStart"/>
+      <w:r>
+        <w:rPr>
+          <w:sz w:val="28"/>
+          <w:szCs w:val="28"/>
+        </w:rPr>
+        <w:t>UploadContent</w:t>
+      </w:r>
+      <w:proofErr w:type="spellEnd"/>
+      <w:r>
+        <w:rPr>
+          <w:sz w:val="28"/>
+          <w:szCs w:val="28"/>
+        </w:rPr>
+        <w:t>() override{</w:t>
+      </w:r>
+    </w:p>
+    <w:p>
+      <w:pPr>
+        <w:ind w:left="1440"/>
+        <w:rPr>
+          <w:sz w:val="28"/>
+          <w:szCs w:val="28"/>
+        </w:rPr>
+      </w:pPr>
+      <w:r>
+        <w:rPr>
+          <w:sz w:val="28"/>
+          <w:szCs w:val="28"/>
+        </w:rPr>
+        <w:tab/>
+      </w:r>
+      <w:r>
+        <w:rPr>
+          <w:sz w:val="28"/>
+          <w:szCs w:val="28"/>
+        </w:rPr>
+        <w:tab/>
+      </w:r>
+      <w:r>
+        <w:rPr>
+          <w:sz w:val="28"/>
+          <w:szCs w:val="28"/>
+        </w:rPr>
+        <w:tab/>
+      </w:r>
+      <w:proofErr w:type="spellStart"/>
+      <w:r>
+        <w:rPr>
+          <w:sz w:val="28"/>
+          <w:szCs w:val="28"/>
+        </w:rPr>
+        <w:t>cout</w:t>
+      </w:r>
+      <w:proofErr w:type="spellEnd"/>
+      <w:r>
+        <w:rPr>
+          <w:sz w:val="28"/>
+          <w:szCs w:val="28"/>
+        </w:rPr>
+        <w:t>&lt;&lt;"YouTube uploading video \n";</w:t>
+      </w:r>
+    </w:p>
+    <w:p>
+      <w:pPr>
+        <w:ind w:left="1440"/>
+        <w:rPr>
+          <w:sz w:val="28"/>
+          <w:szCs w:val="28"/>
+        </w:rPr>
+      </w:pPr>
+      <w:r>
+        <w:rPr>
+          <w:sz w:val="28"/>
+          <w:szCs w:val="28"/>
+        </w:rPr>
+        <w:tab/>
+      </w:r>
+      <w:r>
+        <w:rPr>
+          <w:sz w:val="28"/>
+          <w:szCs w:val="28"/>
+        </w:rPr>
+        <w:tab/>
+        <w:t>}</w:t>
+      </w:r>
+    </w:p>
+    <w:p>
+      <w:pPr>
+        <w:ind w:left="1440"/>
+        <w:rPr>
+          <w:sz w:val="28"/>
+          <w:szCs w:val="28"/>
+        </w:rPr>
+      </w:pPr>
+      <w:r>
+        <w:rPr>
+          <w:sz w:val="28"/>
+          <w:szCs w:val="28"/>
+        </w:rPr>
+        <w:t>};</w:t>
+      </w:r>
+    </w:p>
+    <w:p>
+      <w:pPr>
+        <w:ind w:left="1440"/>
+        <w:rPr>
+          <w:sz w:val="28"/>
+          <w:szCs w:val="28"/>
+        </w:rPr>
+      </w:pPr>
+      <w:r>
+        <w:rPr>
+          <w:sz w:val="28"/>
+          <w:szCs w:val="28"/>
+        </w:rPr>
+        <w:t>int main(){</w:t>
+      </w:r>
+    </w:p>
+    <w:p>
+      <w:pPr>
+        <w:ind w:left="1440"/>
+        <w:rPr>
+          <w:sz w:val="28"/>
+          <w:szCs w:val="28"/>
+        </w:rPr>
+      </w:pPr>
+      <w:r>
+        <w:rPr>
+          <w:sz w:val="28"/>
+          <w:szCs w:val="28"/>
+        </w:rPr>
+        <w:tab/>
+      </w:r>
+      <w:proofErr w:type="spellStart"/>
+      <w:r>
+        <w:rPr>
+          <w:sz w:val="28"/>
+          <w:szCs w:val="28"/>
+        </w:rPr>
+        <w:t>InstagramUploader</w:t>
+      </w:r>
+      <w:proofErr w:type="spellEnd"/>
+      <w:r>
+        <w:rPr>
+          <w:sz w:val="28"/>
+          <w:szCs w:val="28"/>
+        </w:rPr>
+        <w:t xml:space="preserve"> insta;</w:t>
+      </w:r>
+    </w:p>
+    <w:p>
+      <w:pPr>
+        <w:ind w:left="1440"/>
+        <w:rPr>
+          <w:sz w:val="28"/>
+          <w:szCs w:val="28"/>
+        </w:rPr>
+      </w:pPr>
+      <w:r>
+        <w:rPr>
+          <w:sz w:val="28"/>
+          <w:szCs w:val="28"/>
+        </w:rPr>
+        <w:tab/>
+      </w:r>
+      <w:proofErr w:type="spellStart"/>
+      <w:r>
+        <w:rPr>
+          <w:sz w:val="28"/>
+          <w:szCs w:val="28"/>
+        </w:rPr>
+        <w:t>YouTubeUploader</w:t>
+      </w:r>
+      <w:proofErr w:type="spellEnd"/>
+      <w:r>
+        <w:rPr>
+          <w:sz w:val="28"/>
+          <w:szCs w:val="28"/>
+        </w:rPr>
+        <w:t xml:space="preserve"> </w:t>
+      </w:r>
+      <w:proofErr w:type="spellStart"/>
+      <w:r>
+        <w:rPr>
+          <w:sz w:val="28"/>
+          <w:szCs w:val="28"/>
+        </w:rPr>
+        <w:t>yutu</w:t>
+      </w:r>
+      <w:proofErr w:type="spellEnd"/>
+      <w:r>
+        <w:rPr>
+          <w:sz w:val="28"/>
+          <w:szCs w:val="28"/>
+        </w:rPr>
+        <w:t>;</w:t>
+      </w:r>
+    </w:p>
+    <w:p>
+      <w:pPr>
+        <w:ind w:left="1440"/>
+        <w:rPr>
+          <w:sz w:val="28"/>
+          <w:szCs w:val="28"/>
+        </w:rPr>
+      </w:pPr>
+      <w:r>
+        <w:rPr>
+          <w:sz w:val="28"/>
+          <w:szCs w:val="28"/>
+        </w:rPr>
+        <w:tab/>
+      </w:r>
+      <w:proofErr w:type="spellStart"/>
+      <w:r>
+        <w:rPr>
+          <w:sz w:val="28"/>
+          <w:szCs w:val="28"/>
+        </w:rPr>
+        <w:t>insta.UploadContent</w:t>
+      </w:r>
+      <w:proofErr w:type="spellEnd"/>
+      <w:r>
+        <w:rPr>
+          <w:sz w:val="28"/>
+          <w:szCs w:val="28"/>
+        </w:rPr>
+        <w:t>();</w:t>
+      </w:r>
+    </w:p>
+    <w:p>
+      <w:pPr>
+        <w:ind w:left="1440"/>
+        <w:rPr>
+          <w:sz w:val="28"/>
+          <w:szCs w:val="28"/>
+        </w:rPr>
+      </w:pPr>
+      <w:r>
+        <w:rPr>
+          <w:sz w:val="28"/>
+          <w:szCs w:val="28"/>
+        </w:rPr>
+        <w:tab/>
+      </w:r>
+      <w:proofErr w:type="spellStart"/>
+      <w:r>
+        <w:rPr>
+          <w:sz w:val="28"/>
+          <w:szCs w:val="28"/>
+        </w:rPr>
+        <w:t>yutu.UploadContent</w:t>
+      </w:r>
+      <w:proofErr w:type="spellEnd"/>
+      <w:r>
+        <w:rPr>
+          <w:sz w:val="28"/>
+          <w:szCs w:val="28"/>
+        </w:rPr>
+        <w:t>();</w:t>
+      </w:r>
+    </w:p>
+    <w:p>
+      <w:pPr>
+        <w:ind w:left="1440"/>
+        <w:rPr>
+          <w:sz w:val="28"/>
+          <w:szCs w:val="28"/>
+        </w:rPr>
+      </w:pPr>
+      <w:r>
+        <w:rPr>
+          <w:sz w:val="28"/>
+          <w:szCs w:val="28"/>
+        </w:rPr>
+        <w:tab/>
+        <w:t>return 0;</w:t>
+      </w:r>
+    </w:p>
+    <w:p>
+      <w:pPr>
+        <w:ind w:left="1440"/>
+        <w:rPr>
+          <w:sz w:val="28"/>
+          <w:szCs w:val="28"/>
+        </w:rPr>
+      </w:pPr>
+      <w:r>
+        <w:rPr>
+          <w:sz w:val="28"/>
+          <w:szCs w:val="28"/>
+        </w:rPr>
+        <w:t>}</w:t>
+      </w:r>
+    </w:p>
+    <w:p>
+      <w:pPr>
+        <w:ind w:left="1440"/>
+        <w:rPr>
+          <w:sz w:val="28"/>
+          <w:szCs w:val="28"/>
+        </w:rPr>
+      </w:pPr>
       <w:r>
         <w:rPr>
           <w:b/>
@@ -153,8 +1907,40 @@
           <w:sz w:val="28"/>
           <w:szCs w:val="28"/>
         </w:rPr>
-        <w:t>2</w:t>
-      </w:r>
+        <w:t xml:space="preserve">Q-3: </w:t>
+      </w:r>
+      <w:r>
+        <w:rPr>
+          <w:sz w:val="28"/>
+          <w:szCs w:val="28"/>
+        </w:rPr>
+        <w:t xml:space="preserve">Write a function in Java or Python that simulates a Flipkart-style search: overload a method </w:t>
+      </w:r>
+      <w:proofErr w:type="spellStart"/>
+      <w:r>
+        <w:rPr>
+          <w:sz w:val="28"/>
+          <w:szCs w:val="28"/>
+        </w:rPr>
+        <w:t>searchProduct</w:t>
+      </w:r>
+      <w:proofErr w:type="spellEnd"/>
+      <w:r>
+        <w:rPr>
+          <w:sz w:val="28"/>
+          <w:szCs w:val="28"/>
+        </w:rPr>
+        <w:t>() to allow searching by product name or by product name and category. Demonstrate both usages with sample data.</w:t>
+      </w:r>
+    </w:p>
+    <w:p>
+      <w:pPr>
+        <w:ind w:left="1440"/>
+        <w:rPr>
+          <w:sz w:val="28"/>
+          <w:szCs w:val="28"/>
+        </w:rPr>
+      </w:pPr>
       <w:r>
         <w:rPr>
           <w:b/>
@@ -162,112 +1948,590 @@
           <w:sz w:val="28"/>
           <w:szCs w:val="28"/>
         </w:rPr>
-        <w:t xml:space="preserve">: </w:t>
-      </w:r>
-      <w:r>
-        <w:rPr>
-          <w:sz w:val="28"/>
-          <w:szCs w:val="28"/>
-        </w:rPr>
-        <w:t xml:space="preserve">Build two classes, </w:t>
-      </w:r>
-      <w:proofErr w:type="spellStart"/>
-      <w:r>
-        <w:rPr>
-          <w:sz w:val="28"/>
-          <w:szCs w:val="28"/>
-        </w:rPr>
-        <w:t>InstagramUploader</w:t>
-      </w:r>
-      <w:proofErr w:type="spellEnd"/>
-      <w:r>
-        <w:rPr>
-          <w:sz w:val="28"/>
-          <w:szCs w:val="28"/>
-        </w:rPr>
-        <w:t xml:space="preserve"> and </w:t>
-      </w:r>
-      <w:proofErr w:type="spellStart"/>
-      <w:r>
-        <w:rPr>
-          <w:sz w:val="28"/>
-          <w:szCs w:val="28"/>
-        </w:rPr>
-        <w:t>YouTubeUploader</w:t>
-      </w:r>
-      <w:proofErr w:type="spellEnd"/>
-      <w:r>
-        <w:rPr>
-          <w:sz w:val="28"/>
-          <w:szCs w:val="28"/>
-        </w:rPr>
-        <w:t xml:space="preserve">, each with a method </w:t>
-      </w:r>
-      <w:proofErr w:type="spellStart"/>
-      <w:proofErr w:type="gramStart"/>
-      <w:r>
-        <w:rPr>
-          <w:sz w:val="28"/>
-          <w:szCs w:val="28"/>
-        </w:rPr>
-        <w:t>uploadContent</w:t>
-      </w:r>
-      <w:proofErr w:type="spellEnd"/>
-      <w:r>
-        <w:rPr>
-          <w:sz w:val="28"/>
-          <w:szCs w:val="28"/>
-        </w:rPr>
-        <w:t>(</w:t>
-      </w:r>
-      <w:proofErr w:type="gramEnd"/>
-      <w:r>
-        <w:rPr>
-          <w:sz w:val="28"/>
-          <w:szCs w:val="28"/>
-        </w:rPr>
-        <w:t xml:space="preserve">). Both should extend a base class </w:t>
-      </w:r>
-      <w:proofErr w:type="spellStart"/>
-      <w:r>
-        <w:rPr>
-          <w:sz w:val="28"/>
-          <w:szCs w:val="28"/>
-        </w:rPr>
-        <w:t>SocialMediaUploader</w:t>
-      </w:r>
-      <w:proofErr w:type="spellEnd"/>
-      <w:r>
-        <w:rPr>
-          <w:sz w:val="28"/>
-          <w:szCs w:val="28"/>
-        </w:rPr>
-        <w:t xml:space="preserve"> and override </w:t>
-      </w:r>
-      <w:proofErr w:type="spellStart"/>
-      <w:proofErr w:type="gramStart"/>
-      <w:r>
-        <w:rPr>
-          <w:sz w:val="28"/>
-          <w:szCs w:val="28"/>
-        </w:rPr>
-        <w:t>uploadContent</w:t>
-      </w:r>
-      <w:proofErr w:type="spellEnd"/>
-      <w:r>
-        <w:rPr>
-          <w:sz w:val="28"/>
-          <w:szCs w:val="28"/>
-        </w:rPr>
-        <w:t>(</w:t>
-      </w:r>
-      <w:proofErr w:type="gramEnd"/>
-      <w:r>
-        <w:rPr>
-          <w:sz w:val="28"/>
-          <w:szCs w:val="28"/>
-        </w:rPr>
-        <w:t>) to print a message showing how uploading works differently for Instagram and YouTube.</w:t>
+        <w:t>Ans:</w:t>
+      </w:r>
+    </w:p>
+    <w:p>
+      <w:pPr>
+        <w:ind w:left="1440"/>
+        <w:rPr>
+          <w:sz w:val="28"/>
+          <w:szCs w:val="28"/>
+        </w:rPr>
+      </w:pPr>
+      <w:r>
+        <w:rPr>
+          <w:sz w:val="28"/>
+          <w:szCs w:val="28"/>
+        </w:rPr>
+        <w:t>#include&lt;iostream&gt;</w:t>
+      </w:r>
+    </w:p>
+    <w:p>
+      <w:pPr>
+        <w:ind w:left="1440"/>
+        <w:rPr>
+          <w:sz w:val="28"/>
+          <w:szCs w:val="28"/>
+        </w:rPr>
+      </w:pPr>
+      <w:r>
+        <w:rPr>
+          <w:sz w:val="28"/>
+          <w:szCs w:val="28"/>
+        </w:rPr>
+        <w:t>using namespace std;</w:t>
+      </w:r>
+    </w:p>
+    <w:p>
+      <w:pPr>
+        <w:ind w:left="1440"/>
+        <w:rPr>
+          <w:sz w:val="28"/>
+          <w:szCs w:val="28"/>
+        </w:rPr>
+      </w:pPr>
+      <w:r>
+        <w:rPr>
+          <w:sz w:val="28"/>
+          <w:szCs w:val="28"/>
+        </w:rPr>
+        <w:t>class Flipkart{</w:t>
+      </w:r>
+    </w:p>
+    <w:p>
+      <w:pPr>
+        <w:ind w:left="1440"/>
+        <w:rPr>
+          <w:sz w:val="28"/>
+          <w:szCs w:val="28"/>
+        </w:rPr>
+      </w:pPr>
+      <w:r>
+        <w:rPr>
+          <w:sz w:val="28"/>
+          <w:szCs w:val="28"/>
+        </w:rPr>
+        <w:lastRenderedPageBreak/>
+        <w:tab/>
+        <w:t>public:</w:t>
+      </w:r>
+    </w:p>
+    <w:p>
+      <w:pPr>
+        <w:ind w:left="1440"/>
+        <w:rPr>
+          <w:sz w:val="28"/>
+          <w:szCs w:val="28"/>
+        </w:rPr>
+      </w:pPr>
+      <w:r>
+        <w:rPr>
+          <w:sz w:val="28"/>
+          <w:szCs w:val="28"/>
+        </w:rPr>
+        <w:tab/>
+      </w:r>
+      <w:r>
+        <w:rPr>
+          <w:sz w:val="28"/>
+          <w:szCs w:val="28"/>
+        </w:rPr>
+        <w:tab/>
+        <w:t xml:space="preserve">void </w:t>
+      </w:r>
+      <w:proofErr w:type="spellStart"/>
+      <w:r>
+        <w:rPr>
+          <w:sz w:val="28"/>
+          <w:szCs w:val="28"/>
+        </w:rPr>
+        <w:t>serachProduct</w:t>
+      </w:r>
+      <w:proofErr w:type="spellEnd"/>
+      <w:r>
+        <w:rPr>
+          <w:sz w:val="28"/>
+          <w:szCs w:val="28"/>
+        </w:rPr>
+        <w:t xml:space="preserve">(string </w:t>
+      </w:r>
+      <w:proofErr w:type="spellStart"/>
+      <w:r>
+        <w:rPr>
+          <w:sz w:val="28"/>
+          <w:szCs w:val="28"/>
+        </w:rPr>
+        <w:t>productName</w:t>
+      </w:r>
+      <w:proofErr w:type="spellEnd"/>
+      <w:r>
+        <w:rPr>
+          <w:sz w:val="28"/>
+          <w:szCs w:val="28"/>
+        </w:rPr>
+        <w:t>){</w:t>
+      </w:r>
+    </w:p>
+    <w:p>
+      <w:pPr>
+        <w:ind w:left="1440"/>
+        <w:rPr>
+          <w:sz w:val="28"/>
+          <w:szCs w:val="28"/>
+        </w:rPr>
+      </w:pPr>
+      <w:r>
+        <w:rPr>
+          <w:sz w:val="28"/>
+          <w:szCs w:val="28"/>
+        </w:rPr>
+        <w:tab/>
+      </w:r>
+      <w:r>
+        <w:rPr>
+          <w:sz w:val="28"/>
+          <w:szCs w:val="28"/>
+        </w:rPr>
+        <w:tab/>
+      </w:r>
+      <w:r>
+        <w:rPr>
+          <w:sz w:val="28"/>
+          <w:szCs w:val="28"/>
+        </w:rPr>
+        <w:tab/>
+      </w:r>
+      <w:proofErr w:type="spellStart"/>
+      <w:r>
+        <w:rPr>
+          <w:sz w:val="28"/>
+          <w:szCs w:val="28"/>
+        </w:rPr>
+        <w:t>cout</w:t>
+      </w:r>
+      <w:proofErr w:type="spellEnd"/>
+      <w:r>
+        <w:rPr>
+          <w:sz w:val="28"/>
+          <w:szCs w:val="28"/>
+        </w:rPr>
+        <w:t>&lt;&lt;"Searching for a product: "&lt;&lt;</w:t>
+      </w:r>
+      <w:proofErr w:type="spellStart"/>
+      <w:r>
+        <w:rPr>
+          <w:sz w:val="28"/>
+          <w:szCs w:val="28"/>
+        </w:rPr>
+        <w:t>productName</w:t>
+      </w:r>
+      <w:proofErr w:type="spellEnd"/>
+      <w:r>
+        <w:rPr>
+          <w:sz w:val="28"/>
+          <w:szCs w:val="28"/>
+        </w:rPr>
+        <w:t>&lt;&lt;"\n";</w:t>
+      </w:r>
+    </w:p>
+    <w:p>
+      <w:pPr>
+        <w:ind w:left="1440"/>
+        <w:rPr>
+          <w:sz w:val="28"/>
+          <w:szCs w:val="28"/>
+        </w:rPr>
+      </w:pPr>
+      <w:r>
+        <w:rPr>
+          <w:sz w:val="28"/>
+          <w:szCs w:val="28"/>
+        </w:rPr>
+        <w:tab/>
+      </w:r>
+      <w:r>
+        <w:rPr>
+          <w:sz w:val="28"/>
+          <w:szCs w:val="28"/>
+        </w:rPr>
+        <w:tab/>
+        <w:t>}</w:t>
+      </w:r>
+    </w:p>
+    <w:p>
+      <w:pPr>
+        <w:ind w:left="1440"/>
+        <w:rPr>
+          <w:sz w:val="28"/>
+          <w:szCs w:val="28"/>
+        </w:rPr>
+      </w:pPr>
+      <w:r>
+        <w:rPr>
+          <w:sz w:val="28"/>
+          <w:szCs w:val="28"/>
+        </w:rPr>
+        <w:tab/>
+      </w:r>
+      <w:r>
+        <w:rPr>
+          <w:sz w:val="28"/>
+          <w:szCs w:val="28"/>
+        </w:rPr>
+        <w:tab/>
+        <w:t xml:space="preserve">void </w:t>
+      </w:r>
+      <w:proofErr w:type="spellStart"/>
+      <w:r>
+        <w:rPr>
+          <w:sz w:val="28"/>
+          <w:szCs w:val="28"/>
+        </w:rPr>
+        <w:t>serachProduct</w:t>
+      </w:r>
+      <w:proofErr w:type="spellEnd"/>
+      <w:r>
+        <w:rPr>
+          <w:sz w:val="28"/>
+          <w:szCs w:val="28"/>
+        </w:rPr>
+        <w:t xml:space="preserve">(string </w:t>
+      </w:r>
+      <w:proofErr w:type="spellStart"/>
+      <w:r>
+        <w:rPr>
+          <w:sz w:val="28"/>
+          <w:szCs w:val="28"/>
+        </w:rPr>
+        <w:t>productName,string</w:t>
+      </w:r>
+      <w:proofErr w:type="spellEnd"/>
+      <w:r>
+        <w:rPr>
+          <w:sz w:val="28"/>
+          <w:szCs w:val="28"/>
+        </w:rPr>
+        <w:t xml:space="preserve"> category){</w:t>
+      </w:r>
+    </w:p>
+    <w:p>
+      <w:pPr>
+        <w:ind w:left="1440"/>
+        <w:rPr>
+          <w:sz w:val="28"/>
+          <w:szCs w:val="28"/>
+        </w:rPr>
+      </w:pPr>
+      <w:r>
+        <w:rPr>
+          <w:sz w:val="28"/>
+          <w:szCs w:val="28"/>
+        </w:rPr>
+        <w:tab/>
+      </w:r>
+      <w:r>
+        <w:rPr>
+          <w:sz w:val="28"/>
+          <w:szCs w:val="28"/>
+        </w:rPr>
+        <w:tab/>
+      </w:r>
+      <w:r>
+        <w:rPr>
+          <w:sz w:val="28"/>
+          <w:szCs w:val="28"/>
+        </w:rPr>
+        <w:tab/>
+      </w:r>
+      <w:proofErr w:type="spellStart"/>
+      <w:r>
+        <w:rPr>
+          <w:sz w:val="28"/>
+          <w:szCs w:val="28"/>
+        </w:rPr>
+        <w:t>cout</w:t>
+      </w:r>
+      <w:proofErr w:type="spellEnd"/>
+      <w:r>
+        <w:rPr>
+          <w:sz w:val="28"/>
+          <w:szCs w:val="28"/>
+        </w:rPr>
+        <w:t xml:space="preserve"> &lt;&lt; "Searching for product: " &lt;&lt; </w:t>
+      </w:r>
+      <w:proofErr w:type="spellStart"/>
+      <w:r>
+        <w:rPr>
+          <w:sz w:val="28"/>
+          <w:szCs w:val="28"/>
+        </w:rPr>
+        <w:t>productName</w:t>
+      </w:r>
+      <w:proofErr w:type="spellEnd"/>
+      <w:r>
+        <w:rPr>
+          <w:sz w:val="28"/>
+          <w:szCs w:val="28"/>
+        </w:rPr>
+        <w:t xml:space="preserve"> &lt;&lt; "\n";</w:t>
+      </w:r>
+    </w:p>
+    <w:p>
+      <w:pPr>
+        <w:ind w:left="1440"/>
+        <w:rPr>
+          <w:sz w:val="28"/>
+          <w:szCs w:val="28"/>
+        </w:rPr>
+      </w:pPr>
+      <w:r>
+        <w:rPr>
+          <w:sz w:val="28"/>
+          <w:szCs w:val="28"/>
+        </w:rPr>
+        <w:t xml:space="preserve">        </w:t>
+      </w:r>
+      <w:r>
+        <w:rPr>
+          <w:sz w:val="28"/>
+          <w:szCs w:val="28"/>
+        </w:rPr>
+        <w:tab/>
+      </w:r>
+      <w:proofErr w:type="spellStart"/>
+      <w:r>
+        <w:rPr>
+          <w:sz w:val="28"/>
+          <w:szCs w:val="28"/>
+        </w:rPr>
+        <w:t>cout</w:t>
+      </w:r>
+      <w:proofErr w:type="spellEnd"/>
+      <w:r>
+        <w:rPr>
+          <w:sz w:val="28"/>
+          <w:szCs w:val="28"/>
+        </w:rPr>
+        <w:t xml:space="preserve"> &lt;&lt; "Category: " &lt;&lt; category &lt;&lt; "\n";</w:t>
+      </w:r>
+    </w:p>
+    <w:p>
+      <w:pPr>
+        <w:ind w:left="1440"/>
+        <w:rPr>
+          <w:sz w:val="28"/>
+          <w:szCs w:val="28"/>
+        </w:rPr>
+      </w:pPr>
+      <w:r>
+        <w:rPr>
+          <w:sz w:val="28"/>
+          <w:szCs w:val="28"/>
+        </w:rPr>
+        <w:tab/>
+      </w:r>
+      <w:r>
+        <w:rPr>
+          <w:sz w:val="28"/>
+          <w:szCs w:val="28"/>
+        </w:rPr>
+        <w:tab/>
+        <w:t>}</w:t>
+      </w:r>
+    </w:p>
+    <w:p>
+      <w:pPr>
+        <w:ind w:left="1440"/>
+        <w:rPr>
+          <w:sz w:val="28"/>
+          <w:szCs w:val="28"/>
+        </w:rPr>
+      </w:pPr>
+      <w:r>
+        <w:rPr>
+          <w:sz w:val="28"/>
+          <w:szCs w:val="28"/>
+        </w:rPr>
+        <w:t>};</w:t>
+      </w:r>
+    </w:p>
+    <w:p>
+      <w:pPr>
+        <w:ind w:left="1440"/>
+        <w:rPr>
+          <w:sz w:val="28"/>
+          <w:szCs w:val="28"/>
+        </w:rPr>
+      </w:pPr>
+      <w:r>
+        <w:rPr>
+          <w:sz w:val="28"/>
+          <w:szCs w:val="28"/>
+        </w:rPr>
+        <w:t>int main(){</w:t>
+      </w:r>
+    </w:p>
+    <w:p>
+      <w:pPr>
+        <w:ind w:left="1440"/>
+        <w:rPr>
+          <w:sz w:val="28"/>
+          <w:szCs w:val="28"/>
+        </w:rPr>
+      </w:pPr>
+      <w:r>
+        <w:rPr>
+          <w:sz w:val="28"/>
+          <w:szCs w:val="28"/>
+        </w:rPr>
+        <w:tab/>
+        <w:t>Flipkart f;</w:t>
+      </w:r>
+    </w:p>
+    <w:p>
+      <w:pPr>
+        <w:ind w:left="1440"/>
+        <w:rPr>
+          <w:sz w:val="28"/>
+          <w:szCs w:val="28"/>
+        </w:rPr>
+      </w:pPr>
+      <w:r>
+        <w:rPr>
+          <w:sz w:val="28"/>
+          <w:szCs w:val="28"/>
+        </w:rPr>
+        <w:tab/>
+      </w:r>
+      <w:proofErr w:type="spellStart"/>
+      <w:r>
+        <w:rPr>
+          <w:sz w:val="28"/>
+          <w:szCs w:val="28"/>
+        </w:rPr>
+        <w:t>f.serachProduct</w:t>
+      </w:r>
+      <w:proofErr w:type="spellEnd"/>
+      <w:r>
+        <w:rPr>
+          <w:sz w:val="28"/>
+          <w:szCs w:val="28"/>
+        </w:rPr>
+        <w:t>("Laptop");</w:t>
+      </w:r>
+    </w:p>
+    <w:p>
+      <w:pPr>
+        <w:ind w:left="1440"/>
+        <w:rPr>
+          <w:sz w:val="28"/>
+          <w:szCs w:val="28"/>
+        </w:rPr>
+      </w:pPr>
+      <w:r>
+        <w:rPr>
+          <w:sz w:val="28"/>
+          <w:szCs w:val="28"/>
+        </w:rPr>
+        <w:tab/>
+      </w:r>
+      <w:proofErr w:type="spellStart"/>
+      <w:r>
+        <w:rPr>
+          <w:sz w:val="28"/>
+          <w:szCs w:val="28"/>
+        </w:rPr>
+        <w:t>cout</w:t>
+      </w:r>
+      <w:proofErr w:type="spellEnd"/>
+      <w:r>
+        <w:rPr>
+          <w:sz w:val="28"/>
+          <w:szCs w:val="28"/>
+        </w:rPr>
+        <w:t>&lt;&lt;"\n";</w:t>
+      </w:r>
+    </w:p>
+    <w:p>
+      <w:pPr>
+        <w:ind w:left="1440"/>
+        <w:rPr>
+          <w:sz w:val="28"/>
+          <w:szCs w:val="28"/>
+        </w:rPr>
+      </w:pPr>
+      <w:r>
+        <w:rPr>
+          <w:sz w:val="28"/>
+          <w:szCs w:val="28"/>
+        </w:rPr>
+        <w:tab/>
+      </w:r>
+      <w:proofErr w:type="spellStart"/>
+      <w:r>
+        <w:rPr>
+          <w:sz w:val="28"/>
+          <w:szCs w:val="28"/>
+        </w:rPr>
+        <w:t>f.serachProduct</w:t>
+      </w:r>
+      <w:proofErr w:type="spellEnd"/>
+      <w:r>
+        <w:rPr>
+          <w:sz w:val="28"/>
+          <w:szCs w:val="28"/>
+        </w:rPr>
+        <w:t>("</w:t>
+      </w:r>
+      <w:proofErr w:type="spellStart"/>
+      <w:r>
+        <w:rPr>
+          <w:sz w:val="28"/>
+          <w:szCs w:val="28"/>
+        </w:rPr>
+        <w:t>Laptop","Electronics</w:t>
+      </w:r>
+      <w:proofErr w:type="spellEnd"/>
+      <w:r>
+        <w:rPr>
+          <w:sz w:val="28"/>
+          <w:szCs w:val="28"/>
+        </w:rPr>
+        <w:t>");</w:t>
+      </w:r>
+    </w:p>
+    <w:p>
+      <w:pPr>
+        <w:ind w:left="1440"/>
+        <w:rPr>
+          <w:sz w:val="28"/>
+          <w:szCs w:val="28"/>
+        </w:rPr>
+      </w:pPr>
+      <w:r>
+        <w:rPr>
+          <w:sz w:val="28"/>
+          <w:szCs w:val="28"/>
+        </w:rPr>
+        <w:tab/>
+        <w:t>return 0;</w:t>
+      </w:r>
+    </w:p>
+    <w:p>
+      <w:pPr>
+        <w:ind w:left="1440"/>
+        <w:rPr>
+          <w:sz w:val="28"/>
+          <w:szCs w:val="28"/>
+        </w:rPr>
+      </w:pPr>
+      <w:r>
+        <w:rPr>
+          <w:sz w:val="28"/>
+          <w:szCs w:val="28"/>
+        </w:rPr>
+        <w:t>}</w:t>
       </w:r>
     </w:p>
     <w:p>
@@ -285,8 +2549,136 @@
           <w:sz w:val="28"/>
           <w:szCs w:val="28"/>
         </w:rPr>
-        <w:t>Q-</w:t>
-      </w:r>
+        <w:t xml:space="preserve">Q-4: </w:t>
+      </w:r>
+      <w:r>
+        <w:rPr>
+          <w:sz w:val="28"/>
+          <w:szCs w:val="28"/>
+        </w:rPr>
+        <w:t xml:space="preserve">Given this code: class </w:t>
+      </w:r>
+      <w:proofErr w:type="spellStart"/>
+      <w:r>
+        <w:rPr>
+          <w:sz w:val="28"/>
+          <w:szCs w:val="28"/>
+        </w:rPr>
+        <w:t>MusicPlayer</w:t>
+      </w:r>
+      <w:proofErr w:type="spellEnd"/>
+      <w:r>
+        <w:rPr>
+          <w:sz w:val="28"/>
+          <w:szCs w:val="28"/>
+        </w:rPr>
+        <w:t xml:space="preserve"> { void play(String song) { </w:t>
+      </w:r>
+      <w:proofErr w:type="spellStart"/>
+      <w:r>
+        <w:rPr>
+          <w:sz w:val="28"/>
+          <w:szCs w:val="28"/>
+        </w:rPr>
+        <w:t>System.out.println</w:t>
+      </w:r>
+      <w:proofErr w:type="spellEnd"/>
+      <w:r>
+        <w:rPr>
+          <w:sz w:val="28"/>
+          <w:szCs w:val="28"/>
+        </w:rPr>
+        <w:t xml:space="preserve">("Playing: " + song); } } class </w:t>
+      </w:r>
+      <w:proofErr w:type="spellStart"/>
+      <w:r>
+        <w:rPr>
+          <w:sz w:val="28"/>
+          <w:szCs w:val="28"/>
+        </w:rPr>
+        <w:t>SpotifyPlayer</w:t>
+      </w:r>
+      <w:proofErr w:type="spellEnd"/>
+      <w:r>
+        <w:rPr>
+          <w:sz w:val="28"/>
+          <w:szCs w:val="28"/>
+        </w:rPr>
+        <w:t xml:space="preserve"> extends </w:t>
+      </w:r>
+      <w:proofErr w:type="spellStart"/>
+      <w:r>
+        <w:rPr>
+          <w:sz w:val="28"/>
+          <w:szCs w:val="28"/>
+        </w:rPr>
+        <w:t>MusicPlayer</w:t>
+      </w:r>
+      <w:proofErr w:type="spellEnd"/>
+      <w:r>
+        <w:rPr>
+          <w:sz w:val="28"/>
+          <w:szCs w:val="28"/>
+        </w:rPr>
+        <w:t xml:space="preserve"> { void play(String song) { </w:t>
+      </w:r>
+      <w:proofErr w:type="spellStart"/>
+      <w:r>
+        <w:rPr>
+          <w:sz w:val="28"/>
+          <w:szCs w:val="28"/>
+        </w:rPr>
+        <w:t>System.out.println</w:t>
+      </w:r>
+      <w:proofErr w:type="spellEnd"/>
+      <w:r>
+        <w:rPr>
+          <w:sz w:val="28"/>
+          <w:szCs w:val="28"/>
+        </w:rPr>
+        <w:t xml:space="preserve">("Streaming on Spotify: " + song); } } — Create an object of type </w:t>
+      </w:r>
+      <w:proofErr w:type="spellStart"/>
+      <w:r>
+        <w:rPr>
+          <w:sz w:val="28"/>
+          <w:szCs w:val="28"/>
+        </w:rPr>
+        <w:t>MusicPlayer</w:t>
+      </w:r>
+      <w:proofErr w:type="spellEnd"/>
+      <w:r>
+        <w:rPr>
+          <w:sz w:val="28"/>
+          <w:szCs w:val="28"/>
+        </w:rPr>
+        <w:t xml:space="preserve"> but assign it a </w:t>
+      </w:r>
+      <w:proofErr w:type="spellStart"/>
+      <w:r>
+        <w:rPr>
+          <w:sz w:val="28"/>
+          <w:szCs w:val="28"/>
+        </w:rPr>
+        <w:t>SpotifyPlayer</w:t>
+      </w:r>
+      <w:proofErr w:type="spellEnd"/>
+      <w:r>
+        <w:rPr>
+          <w:sz w:val="28"/>
+          <w:szCs w:val="28"/>
+        </w:rPr>
+        <w:t xml:space="preserve"> instance, then call play(). Explain the output.</w:t>
+      </w:r>
+    </w:p>
+    <w:p>
+      <w:pPr>
+        <w:ind w:left="1440"/>
+        <w:rPr>
+          <w:sz w:val="28"/>
+          <w:szCs w:val="28"/>
+        </w:rPr>
+      </w:pPr>
       <w:r>
         <w:rPr>
           <w:b/>
@@ -294,8 +2686,24 @@
           <w:sz w:val="28"/>
           <w:szCs w:val="28"/>
         </w:rPr>
-        <w:t>3</w:t>
-      </w:r>
+        <w:t>Hint:</w:t>
+      </w:r>
+      <w:r>
+        <w:rPr>
+          <w:sz w:val="28"/>
+          <w:szCs w:val="28"/>
+        </w:rPr>
+        <w:t xml:space="preserve"> This tests runtime polymorphism (overriding) and dynamic method dispatch.</w:t>
+      </w:r>
+    </w:p>
+    <w:p>
+      <w:pPr>
+        <w:ind w:left="1440"/>
+        <w:rPr>
+          <w:sz w:val="28"/>
+          <w:szCs w:val="28"/>
+        </w:rPr>
+      </w:pPr>
       <w:r>
         <w:rPr>
           <w:b/>
@@ -303,82 +2711,56 @@
           <w:sz w:val="28"/>
           <w:szCs w:val="28"/>
         </w:rPr>
-        <w:t xml:space="preserve">: </w:t>
-      </w:r>
-      <w:r>
-        <w:rPr>
-          <w:sz w:val="28"/>
-          <w:szCs w:val="28"/>
-        </w:rPr>
-        <w:t xml:space="preserve">Write a function in Java or Python that simulates a Flipkart-style search: overload a method </w:t>
-      </w:r>
-      <w:proofErr w:type="spellStart"/>
-      <w:proofErr w:type="gramStart"/>
-      <w:r>
-        <w:rPr>
-          <w:sz w:val="28"/>
-          <w:szCs w:val="28"/>
-        </w:rPr>
-        <w:t>searchProduct</w:t>
-      </w:r>
-      <w:proofErr w:type="spellEnd"/>
-      <w:r>
-        <w:rPr>
-          <w:sz w:val="28"/>
-          <w:szCs w:val="28"/>
-        </w:rPr>
-        <w:t>(</w:t>
-      </w:r>
-      <w:proofErr w:type="gramEnd"/>
-      <w:r>
-        <w:rPr>
-          <w:sz w:val="28"/>
-          <w:szCs w:val="28"/>
-        </w:rPr>
-        <w:t>) to allow searching by product name or by product name and category. Demonstrate both usages with sample data.</w:t>
-      </w:r>
-    </w:p>
-    <w:p>
-      <w:pPr>
-        <w:ind w:left="1440"/>
-        <w:rPr>
-          <w:sz w:val="28"/>
-          <w:szCs w:val="28"/>
-        </w:rPr>
-      </w:pPr>
-      <w:r>
-        <w:rPr>
-          <w:b/>
-          <w:bCs/>
-          <w:sz w:val="28"/>
-          <w:szCs w:val="28"/>
-        </w:rPr>
-        <w:t>Q-</w:t>
-      </w:r>
-      <w:r>
-        <w:rPr>
-          <w:b/>
-          <w:bCs/>
-          <w:sz w:val="28"/>
-          <w:szCs w:val="28"/>
-        </w:rPr>
-        <w:t>4</w:t>
-      </w:r>
-      <w:r>
-        <w:rPr>
-          <w:b/>
-          <w:bCs/>
-          <w:sz w:val="28"/>
-          <w:szCs w:val="28"/>
-        </w:rPr>
-        <w:t xml:space="preserve">: </w:t>
-      </w:r>
-      <w:r>
-        <w:rPr>
-          <w:sz w:val="28"/>
-          <w:szCs w:val="28"/>
-        </w:rPr>
-        <w:t xml:space="preserve">Given this code: class </w:t>
+        <w:t>Ans:</w:t>
+      </w:r>
+    </w:p>
+    <w:p>
+      <w:pPr>
+        <w:ind w:left="1440"/>
+        <w:rPr>
+          <w:sz w:val="28"/>
+          <w:szCs w:val="28"/>
+        </w:rPr>
+      </w:pPr>
+      <w:r>
+        <w:rPr>
+          <w:sz w:val="28"/>
+          <w:szCs w:val="28"/>
+        </w:rPr>
+        <w:lastRenderedPageBreak/>
+        <w:t>#include&lt;iostream&gt;</w:t>
+      </w:r>
+    </w:p>
+    <w:p>
+      <w:pPr>
+        <w:ind w:left="1440"/>
+        <w:rPr>
+          <w:sz w:val="28"/>
+          <w:szCs w:val="28"/>
+        </w:rPr>
+      </w:pPr>
+      <w:r>
+        <w:rPr>
+          <w:sz w:val="28"/>
+          <w:szCs w:val="28"/>
+        </w:rPr>
+        <w:t>using namespace std;</w:t>
+      </w:r>
+    </w:p>
+    <w:p>
+      <w:pPr>
+        <w:ind w:left="1440"/>
+        <w:rPr>
+          <w:sz w:val="28"/>
+          <w:szCs w:val="28"/>
+        </w:rPr>
+      </w:pPr>
+      <w:r>
+        <w:rPr>
+          <w:sz w:val="28"/>
+          <w:szCs w:val="28"/>
+        </w:rPr>
+        <w:t xml:space="preserve">class </w:t>
       </w:r>
       <w:proofErr w:type="spellStart"/>
       <w:r>
@@ -394,265 +2776,454 @@
           <w:sz w:val="28"/>
           <w:szCs w:val="28"/>
         </w:rPr>
+        <w:t>{</w:t>
+      </w:r>
+    </w:p>
+    <w:p>
+      <w:pPr>
+        <w:ind w:left="1440"/>
+        <w:rPr>
+          <w:sz w:val="28"/>
+          <w:szCs w:val="28"/>
+        </w:rPr>
+      </w:pPr>
+      <w:r>
+        <w:rPr>
+          <w:sz w:val="28"/>
+          <w:szCs w:val="28"/>
+        </w:rPr>
+        <w:tab/>
+        <w:t>public:</w:t>
+      </w:r>
+    </w:p>
+    <w:p>
+      <w:pPr>
+        <w:ind w:left="1440"/>
+        <w:rPr>
+          <w:sz w:val="28"/>
+          <w:szCs w:val="28"/>
+        </w:rPr>
+      </w:pPr>
+      <w:r>
+        <w:rPr>
+          <w:sz w:val="28"/>
+          <w:szCs w:val="28"/>
+        </w:rPr>
+        <w:tab/>
+      </w:r>
+      <w:r>
+        <w:rPr>
+          <w:sz w:val="28"/>
+          <w:szCs w:val="28"/>
+        </w:rPr>
+        <w:tab/>
+        <w:t>virtual void play(string song){</w:t>
+      </w:r>
+    </w:p>
+    <w:p>
+      <w:pPr>
+        <w:ind w:left="1440"/>
+        <w:rPr>
+          <w:sz w:val="28"/>
+          <w:szCs w:val="28"/>
+        </w:rPr>
+      </w:pPr>
+      <w:r>
+        <w:rPr>
+          <w:sz w:val="28"/>
+          <w:szCs w:val="28"/>
+        </w:rPr>
+        <w:tab/>
+      </w:r>
+      <w:r>
+        <w:rPr>
+          <w:sz w:val="28"/>
+          <w:szCs w:val="28"/>
+        </w:rPr>
+        <w:tab/>
+      </w:r>
+      <w:r>
+        <w:rPr>
+          <w:sz w:val="28"/>
+          <w:szCs w:val="28"/>
+        </w:rPr>
+        <w:tab/>
+      </w:r>
+      <w:proofErr w:type="spellStart"/>
+      <w:r>
+        <w:rPr>
+          <w:sz w:val="28"/>
+          <w:szCs w:val="28"/>
+        </w:rPr>
+        <w:t>cout</w:t>
+      </w:r>
+      <w:proofErr w:type="spellEnd"/>
+      <w:r>
+        <w:rPr>
+          <w:sz w:val="28"/>
+          <w:szCs w:val="28"/>
+        </w:rPr>
+        <w:t>&lt;&lt;"Playing: "&lt;&lt;song&lt;&lt;"\n";</w:t>
+      </w:r>
+    </w:p>
+    <w:p>
+      <w:pPr>
+        <w:ind w:left="1440"/>
+        <w:rPr>
+          <w:sz w:val="28"/>
+          <w:szCs w:val="28"/>
+        </w:rPr>
+      </w:pPr>
+      <w:r>
+        <w:rPr>
+          <w:sz w:val="28"/>
+          <w:szCs w:val="28"/>
+        </w:rPr>
+        <w:tab/>
+      </w:r>
+      <w:r>
+        <w:rPr>
+          <w:sz w:val="28"/>
+          <w:szCs w:val="28"/>
+        </w:rPr>
+        <w:tab/>
+        <w:t>}</w:t>
+      </w:r>
+    </w:p>
+    <w:p>
+      <w:pPr>
+        <w:ind w:left="1440"/>
+        <w:rPr>
+          <w:sz w:val="28"/>
+          <w:szCs w:val="28"/>
+        </w:rPr>
+      </w:pPr>
+      <w:r>
+        <w:rPr>
+          <w:sz w:val="28"/>
+          <w:szCs w:val="28"/>
+        </w:rPr>
+        <w:t>};</w:t>
+      </w:r>
+    </w:p>
+    <w:p>
+      <w:pPr>
+        <w:ind w:left="1440"/>
+        <w:rPr>
+          <w:sz w:val="28"/>
+          <w:szCs w:val="28"/>
+        </w:rPr>
+      </w:pPr>
+      <w:r>
+        <w:rPr>
+          <w:sz w:val="28"/>
+          <w:szCs w:val="28"/>
+        </w:rPr>
+        <w:t xml:space="preserve">class </w:t>
+      </w:r>
+      <w:proofErr w:type="spellStart"/>
+      <w:r>
+        <w:rPr>
+          <w:sz w:val="28"/>
+          <w:szCs w:val="28"/>
+        </w:rPr>
+        <w:t>SpotifyPlayer</w:t>
+      </w:r>
+      <w:proofErr w:type="spellEnd"/>
+      <w:r>
+        <w:rPr>
+          <w:sz w:val="28"/>
+          <w:szCs w:val="28"/>
+        </w:rPr>
+        <w:t xml:space="preserve"> :public </w:t>
+      </w:r>
+      <w:proofErr w:type="spellStart"/>
+      <w:r>
+        <w:rPr>
+          <w:sz w:val="28"/>
+          <w:szCs w:val="28"/>
+        </w:rPr>
+        <w:t>MusicPlayer</w:t>
+      </w:r>
+      <w:proofErr w:type="spellEnd"/>
+      <w:r>
+        <w:rPr>
+          <w:sz w:val="28"/>
+          <w:szCs w:val="28"/>
+        </w:rPr>
+        <w:t>{</w:t>
+      </w:r>
+    </w:p>
+    <w:p>
+      <w:pPr>
+        <w:ind w:left="1440"/>
+        <w:rPr>
+          <w:sz w:val="28"/>
+          <w:szCs w:val="28"/>
+        </w:rPr>
+      </w:pPr>
+      <w:r>
+        <w:rPr>
+          <w:sz w:val="28"/>
+          <w:szCs w:val="28"/>
+        </w:rPr>
+        <w:tab/>
+        <w:t>public:</w:t>
+      </w:r>
+    </w:p>
+    <w:p>
+      <w:pPr>
+        <w:ind w:left="1440"/>
+        <w:rPr>
+          <w:sz w:val="28"/>
+          <w:szCs w:val="28"/>
+        </w:rPr>
+      </w:pPr>
+      <w:r>
+        <w:rPr>
+          <w:sz w:val="28"/>
+          <w:szCs w:val="28"/>
+        </w:rPr>
+        <w:tab/>
+      </w:r>
+      <w:r>
+        <w:rPr>
+          <w:sz w:val="28"/>
+          <w:szCs w:val="28"/>
+        </w:rPr>
+        <w:tab/>
+        <w:t>void play(string song){</w:t>
+      </w:r>
+    </w:p>
+    <w:p>
+      <w:pPr>
+        <w:ind w:left="1440"/>
+        <w:rPr>
+          <w:sz w:val="28"/>
+          <w:szCs w:val="28"/>
+        </w:rPr>
+      </w:pPr>
+      <w:r>
+        <w:rPr>
+          <w:sz w:val="28"/>
+          <w:szCs w:val="28"/>
+        </w:rPr>
+        <w:tab/>
+      </w:r>
+      <w:r>
+        <w:rPr>
+          <w:sz w:val="28"/>
+          <w:szCs w:val="28"/>
+        </w:rPr>
+        <w:tab/>
+      </w:r>
+      <w:r>
+        <w:rPr>
+          <w:sz w:val="28"/>
+          <w:szCs w:val="28"/>
+        </w:rPr>
+        <w:tab/>
+      </w:r>
+      <w:proofErr w:type="spellStart"/>
+      <w:r>
+        <w:rPr>
+          <w:sz w:val="28"/>
+          <w:szCs w:val="28"/>
+        </w:rPr>
+        <w:t>cout</w:t>
+      </w:r>
+      <w:proofErr w:type="spellEnd"/>
+      <w:r>
+        <w:rPr>
+          <w:sz w:val="28"/>
+          <w:szCs w:val="28"/>
+        </w:rPr>
+        <w:t>&lt;&lt;"Streaming on sportify: "&lt;&lt;song&lt;&lt;"\n";</w:t>
+      </w:r>
+    </w:p>
+    <w:p>
+      <w:pPr>
+        <w:ind w:left="1440"/>
+        <w:rPr>
+          <w:sz w:val="28"/>
+          <w:szCs w:val="28"/>
+        </w:rPr>
+      </w:pPr>
+      <w:r>
+        <w:rPr>
+          <w:sz w:val="28"/>
+          <w:szCs w:val="28"/>
+        </w:rPr>
+        <w:tab/>
+      </w:r>
+      <w:r>
+        <w:rPr>
+          <w:sz w:val="28"/>
+          <w:szCs w:val="28"/>
+        </w:rPr>
+        <w:tab/>
+        <w:t>}</w:t>
+      </w:r>
+    </w:p>
+    <w:p>
+      <w:pPr>
+        <w:ind w:left="1440"/>
+        <w:rPr>
+          <w:sz w:val="28"/>
+          <w:szCs w:val="28"/>
+        </w:rPr>
+      </w:pPr>
+      <w:r>
+        <w:rPr>
+          <w:sz w:val="28"/>
+          <w:szCs w:val="28"/>
+        </w:rPr>
+        <w:t>};</w:t>
+      </w:r>
+    </w:p>
+    <w:p>
+      <w:pPr>
+        <w:ind w:left="1440"/>
+        <w:rPr>
+          <w:sz w:val="28"/>
+          <w:szCs w:val="28"/>
+        </w:rPr>
+      </w:pPr>
+      <w:r>
+        <w:rPr>
+          <w:sz w:val="28"/>
+          <w:szCs w:val="28"/>
+        </w:rPr>
+        <w:t>int main(){</w:t>
+      </w:r>
+    </w:p>
+    <w:p>
+      <w:pPr>
+        <w:ind w:left="1440"/>
+        <w:rPr>
+          <w:sz w:val="28"/>
+          <w:szCs w:val="28"/>
+        </w:rPr>
+      </w:pPr>
+      <w:r>
+        <w:rPr>
+          <w:sz w:val="28"/>
+          <w:szCs w:val="28"/>
+        </w:rPr>
+        <w:tab/>
+      </w:r>
+      <w:proofErr w:type="spellStart"/>
+      <w:r>
+        <w:rPr>
+          <w:sz w:val="28"/>
+          <w:szCs w:val="28"/>
+        </w:rPr>
+        <w:t>SpotifyPlayer</w:t>
+      </w:r>
+      <w:proofErr w:type="spellEnd"/>
+      <w:r>
+        <w:rPr>
+          <w:sz w:val="28"/>
+          <w:szCs w:val="28"/>
+        </w:rPr>
         <w:t xml:space="preserve"> </w:t>
       </w:r>
-      <w:proofErr w:type="gramStart"/>
-      <w:r>
-        <w:rPr>
-          <w:sz w:val="28"/>
-          <w:szCs w:val="28"/>
-        </w:rPr>
-        <w:t>{ void</w:t>
-      </w:r>
-      <w:proofErr w:type="gramEnd"/>
-      <w:r>
-        <w:rPr>
-          <w:sz w:val="28"/>
-          <w:szCs w:val="28"/>
-        </w:rPr>
-        <w:t xml:space="preserve"> </w:t>
-      </w:r>
-      <w:proofErr w:type="gramStart"/>
-      <w:r>
-        <w:rPr>
-          <w:sz w:val="28"/>
-          <w:szCs w:val="28"/>
-        </w:rPr>
-        <w:t>play(</w:t>
-      </w:r>
-      <w:proofErr w:type="gramEnd"/>
-      <w:r>
-        <w:rPr>
-          <w:sz w:val="28"/>
-          <w:szCs w:val="28"/>
-        </w:rPr>
-        <w:t xml:space="preserve">String song) </w:t>
-      </w:r>
-      <w:proofErr w:type="gramStart"/>
-      <w:r>
-        <w:rPr>
-          <w:sz w:val="28"/>
-          <w:szCs w:val="28"/>
-        </w:rPr>
-        <w:t xml:space="preserve">{ </w:t>
-      </w:r>
-      <w:proofErr w:type="spellStart"/>
-      <w:r>
-        <w:rPr>
-          <w:sz w:val="28"/>
-          <w:szCs w:val="28"/>
-        </w:rPr>
-        <w:t>System.out.println</w:t>
-      </w:r>
-      <w:proofErr w:type="spellEnd"/>
-      <w:proofErr w:type="gramEnd"/>
-      <w:r>
-        <w:rPr>
-          <w:sz w:val="28"/>
-          <w:szCs w:val="28"/>
-        </w:rPr>
-        <w:t>("Playing: " + song)</w:t>
-      </w:r>
-      <w:proofErr w:type="gramStart"/>
-      <w:r>
-        <w:rPr>
-          <w:sz w:val="28"/>
-          <w:szCs w:val="28"/>
-        </w:rPr>
-        <w:t>; }</w:t>
-      </w:r>
-      <w:proofErr w:type="gramEnd"/>
-      <w:r>
-        <w:rPr>
-          <w:sz w:val="28"/>
-          <w:szCs w:val="28"/>
-        </w:rPr>
-        <w:t xml:space="preserve"> } class </w:t>
-      </w:r>
-      <w:proofErr w:type="spellStart"/>
-      <w:r>
-        <w:rPr>
-          <w:sz w:val="28"/>
-          <w:szCs w:val="28"/>
-        </w:rPr>
-        <w:t>SpotifyPlayer</w:t>
-      </w:r>
-      <w:proofErr w:type="spellEnd"/>
-      <w:r>
-        <w:rPr>
-          <w:sz w:val="28"/>
-          <w:szCs w:val="28"/>
-        </w:rPr>
-        <w:t xml:space="preserve"> extends </w:t>
-      </w:r>
-      <w:proofErr w:type="spellStart"/>
-      <w:r>
-        <w:rPr>
-          <w:sz w:val="28"/>
-          <w:szCs w:val="28"/>
-        </w:rPr>
-        <w:t>MusicPlayer</w:t>
-      </w:r>
-      <w:proofErr w:type="spellEnd"/>
-      <w:r>
-        <w:rPr>
-          <w:sz w:val="28"/>
-          <w:szCs w:val="28"/>
-        </w:rPr>
-        <w:t xml:space="preserve"> </w:t>
-      </w:r>
-      <w:proofErr w:type="gramStart"/>
-      <w:r>
-        <w:rPr>
-          <w:sz w:val="28"/>
-          <w:szCs w:val="28"/>
-        </w:rPr>
-        <w:t>{ void</w:t>
-      </w:r>
-      <w:proofErr w:type="gramEnd"/>
-      <w:r>
-        <w:rPr>
-          <w:sz w:val="28"/>
-          <w:szCs w:val="28"/>
-        </w:rPr>
-        <w:t xml:space="preserve"> </w:t>
-      </w:r>
-      <w:proofErr w:type="gramStart"/>
-      <w:r>
-        <w:rPr>
-          <w:sz w:val="28"/>
-          <w:szCs w:val="28"/>
-        </w:rPr>
-        <w:t>play(</w:t>
-      </w:r>
-      <w:proofErr w:type="gramEnd"/>
-      <w:r>
-        <w:rPr>
-          <w:sz w:val="28"/>
-          <w:szCs w:val="28"/>
-        </w:rPr>
-        <w:t xml:space="preserve">String song) </w:t>
-      </w:r>
-      <w:proofErr w:type="gramStart"/>
-      <w:r>
-        <w:rPr>
-          <w:sz w:val="28"/>
-          <w:szCs w:val="28"/>
-        </w:rPr>
-        <w:t xml:space="preserve">{ </w:t>
-      </w:r>
-      <w:proofErr w:type="spellStart"/>
-      <w:r>
-        <w:rPr>
-          <w:sz w:val="28"/>
-          <w:szCs w:val="28"/>
-        </w:rPr>
-        <w:t>System.out.println</w:t>
-      </w:r>
-      <w:proofErr w:type="spellEnd"/>
-      <w:proofErr w:type="gramEnd"/>
-      <w:r>
-        <w:rPr>
-          <w:sz w:val="28"/>
-          <w:szCs w:val="28"/>
-        </w:rPr>
-        <w:t>("Streaming on Spotify: " + song)</w:t>
-      </w:r>
-      <w:proofErr w:type="gramStart"/>
-      <w:r>
-        <w:rPr>
-          <w:sz w:val="28"/>
-          <w:szCs w:val="28"/>
-        </w:rPr>
-        <w:t>; }</w:t>
-      </w:r>
-      <w:proofErr w:type="gramEnd"/>
-      <w:r>
-        <w:rPr>
-          <w:sz w:val="28"/>
-          <w:szCs w:val="28"/>
-        </w:rPr>
-        <w:t xml:space="preserve"> } — Create an object of type </w:t>
-      </w:r>
-      <w:proofErr w:type="spellStart"/>
-      <w:r>
-        <w:rPr>
-          <w:sz w:val="28"/>
-          <w:szCs w:val="28"/>
-        </w:rPr>
-        <w:t>MusicPlayer</w:t>
-      </w:r>
-      <w:proofErr w:type="spellEnd"/>
-      <w:r>
-        <w:rPr>
-          <w:sz w:val="28"/>
-          <w:szCs w:val="28"/>
-        </w:rPr>
-        <w:t xml:space="preserve"> but assign it a </w:t>
-      </w:r>
-      <w:proofErr w:type="spellStart"/>
-      <w:r>
-        <w:rPr>
-          <w:sz w:val="28"/>
-          <w:szCs w:val="28"/>
-        </w:rPr>
-        <w:t>SpotifyPlayer</w:t>
-      </w:r>
-      <w:proofErr w:type="spellEnd"/>
-      <w:r>
-        <w:rPr>
-          <w:sz w:val="28"/>
-          <w:szCs w:val="28"/>
-        </w:rPr>
-        <w:t xml:space="preserve"> instance, then call </w:t>
-      </w:r>
-      <w:proofErr w:type="gramStart"/>
-      <w:r>
-        <w:rPr>
-          <w:sz w:val="28"/>
-          <w:szCs w:val="28"/>
-        </w:rPr>
-        <w:t>play(</w:t>
-      </w:r>
-      <w:proofErr w:type="gramEnd"/>
-      <w:r>
-        <w:rPr>
-          <w:sz w:val="28"/>
-          <w:szCs w:val="28"/>
-        </w:rPr>
-        <w:t>). Explain the output</w:t>
-      </w:r>
-      <w:r>
-        <w:rPr>
-          <w:sz w:val="28"/>
-          <w:szCs w:val="28"/>
-        </w:rPr>
-        <w:t>.</w:t>
-      </w:r>
-    </w:p>
-    <w:p>
-      <w:pPr>
-        <w:ind w:left="1440"/>
-        <w:rPr>
-          <w:sz w:val="28"/>
-          <w:szCs w:val="28"/>
-        </w:rPr>
-      </w:pPr>
-      <w:r>
-        <w:rPr>
-          <w:b/>
-          <w:bCs/>
-          <w:sz w:val="28"/>
-          <w:szCs w:val="28"/>
-        </w:rPr>
-        <w:t>Hint:</w:t>
-      </w:r>
-      <w:r>
-        <w:rPr>
-          <w:sz w:val="28"/>
-          <w:szCs w:val="28"/>
-        </w:rPr>
-        <w:t xml:space="preserve"> This tests runtime polymorphism (overriding) and dynamic method dispatch.</w:t>
+      <w:proofErr w:type="spellStart"/>
+      <w:r>
+        <w:rPr>
+          <w:sz w:val="28"/>
+          <w:szCs w:val="28"/>
+        </w:rPr>
+        <w:t>sp</w:t>
+      </w:r>
+      <w:proofErr w:type="spellEnd"/>
+      <w:r>
+        <w:rPr>
+          <w:sz w:val="28"/>
+          <w:szCs w:val="28"/>
+        </w:rPr>
+        <w:t>;</w:t>
+      </w:r>
+    </w:p>
+    <w:p>
+      <w:pPr>
+        <w:ind w:left="1440"/>
+        <w:rPr>
+          <w:sz w:val="28"/>
+          <w:szCs w:val="28"/>
+        </w:rPr>
+      </w:pPr>
+      <w:r>
+        <w:rPr>
+          <w:sz w:val="28"/>
+          <w:szCs w:val="28"/>
+        </w:rPr>
+        <w:tab/>
+      </w:r>
+      <w:proofErr w:type="spellStart"/>
+      <w:r>
+        <w:rPr>
+          <w:sz w:val="28"/>
+          <w:szCs w:val="28"/>
+        </w:rPr>
+        <w:t>sp.play</w:t>
+      </w:r>
+      <w:proofErr w:type="spellEnd"/>
+      <w:r>
+        <w:rPr>
+          <w:sz w:val="28"/>
+          <w:szCs w:val="28"/>
+        </w:rPr>
+        <w:t>("</w:t>
+      </w:r>
+      <w:proofErr w:type="spellStart"/>
+      <w:r>
+        <w:rPr>
+          <w:sz w:val="28"/>
+          <w:szCs w:val="28"/>
+        </w:rPr>
+        <w:t>Saiyaara</w:t>
+      </w:r>
+      <w:proofErr w:type="spellEnd"/>
+      <w:r>
+        <w:rPr>
+          <w:sz w:val="28"/>
+          <w:szCs w:val="28"/>
+        </w:rPr>
+        <w:t>");</w:t>
+      </w:r>
+    </w:p>
+    <w:p>
+      <w:pPr>
+        <w:ind w:left="1440"/>
+        <w:rPr>
+          <w:sz w:val="28"/>
+          <w:szCs w:val="28"/>
+        </w:rPr>
+      </w:pPr>
+      <w:r>
+        <w:rPr>
+          <w:sz w:val="28"/>
+          <w:szCs w:val="28"/>
+        </w:rPr>
+        <w:tab/>
+        <w:t>return 0;</w:t>
+      </w:r>
+    </w:p>
+    <w:p>
+      <w:pPr>
+        <w:ind w:left="1440"/>
+        <w:rPr>
+          <w:sz w:val="28"/>
+          <w:szCs w:val="28"/>
+        </w:rPr>
+      </w:pPr>
+      <w:r>
+        <w:rPr>
+          <w:sz w:val="28"/>
+          <w:szCs w:val="28"/>
+        </w:rPr>
+        <w:t>}</w:t>
       </w:r>
     </w:p>
     <w:p>
@@ -1275,6 +3846,7 @@
   <w:style w:type="character" w:default="1" w:styleId="DefaultParagraphFont">
     <w:name w:val="Default Paragraph Font"/>
     <w:uiPriority w:val="1"/>
+    <w:semiHidden/>
     <w:unhideWhenUsed/>
   </w:style>
   <w:style w:type="table" w:default="1" w:styleId="TableNormal">
